--- a/3_ОТЧЁТЫ/2026-09-16/(Даниил) Аналитическая_записка_2026-09-16_данные_по_11.09.docx
+++ b/3_ОТЧЁТЫ/2026-09-16/(Даниил) Аналитическая_записка_2026-09-16_данные_по_11.09.docx
@@ -320,7 +320,7 @@
           <w:color w:val="6B7280"/>
           <w:sz w:val="18"/>
         </w:rPr>
-        <w:t>Выгрузка сделана 14.09.2026, но последние данные в ней — за 11.09.2026. Отчёт построен по фактическим данным, то есть по 11.09.2026: продажи за более поздние дни в хранилище ещё не попали.</w:t>
+        <w:t>Выгрузка сделана 14.09.2026, но последние данные в ней - за 11.09.2026. Отчёт построен по фактическим данным, то есть по 11.09.2026: продажи за более поздние дни в хранилище ещё не попали.</w:t>
       </w:r>
     </w:p>
     <w:p>
@@ -1092,7 +1092,7 @@
           <w:i/>
           <w:sz w:val="17"/>
         </w:rPr>
-        <w:t>За 8 завершённых месяцев. Текущий месяц не учитывается — он неполный.</w:t>
+        <w:t>За 8 завершённых месяцев. Текущий месяц не учитывается - он неполный.</w:t>
       </w:r>
     </w:p>
     <w:tbl>
@@ -1128,7 +1128,7 @@
                 <w:color w:val="C00000"/>
                 <w:sz w:val="21"/>
               </w:rPr>
-              <w:t>План выполнен на 73,8 %. Отставание 33,85 млн ₽ за 8 месяцев — это главный вопрос, на который отвечает вся остальная записка.</w:t>
+              <w:t>План выполнен на 73,8 %. Отставание 33,85 млн ₽ за 8 месяцев - это главный вопрос, на который отвечает вся остальная записка.</w:t>
             </w:r>
           </w:p>
         </w:tc>
@@ -1165,7 +1165,7 @@
           <w:i w:val="0"/>
           <w:sz w:val="21"/>
         </w:rPr>
-        <w:t>За те же 8 месяцев: 104,03 млн ₽ в прошлом году против 95,14 млн ₽ в этом — -8,5 %.</w:t>
+        <w:t>За те же 8 месяцев: 104,03 млн ₽ в прошлом году против 95,14 млн ₽ в этом - -8,5 %.</w:t>
       </w:r>
     </w:p>
     <w:p>
@@ -1181,7 +1181,7 @@
           <w:color w:val="6B7280"/>
           <w:sz w:val="18"/>
         </w:rPr>
-        <w:t>Сравнение возможно только по периметру целиком: между годами товар переразнесли по направлениям (доля отдельных направлений сдвинулась до 81 п.п.). Сопоставлять направления год к году — сравнивать разные наборы товара. Как именно переразнесли — лист «0e.Сдвиг структуры».</w:t>
+        <w:t>Сравнение возможно только по периметру целиком: между годами товар переразнесли по направлениям (доля отдельных направлений сдвинулась до 81 п.п.). Сопоставлять направления год к году - сравнивать разные наборы товара. Как именно переразнесли - лист «0e.Сдвиг структуры».</w:t>
       </w:r>
     </w:p>
     <w:p>
@@ -1349,7 +1349,7 @@
                 <w:rFonts w:ascii="Arial" w:hAnsi="Arial"/>
                 <w:sz w:val="17"/>
               </w:rPr>
-              <w:t>—</w:t>
+              <w:t>-</w:t>
             </w:r>
           </w:p>
         </w:tc>
@@ -2315,7 +2315,7 @@
           <w:i w:val="0"/>
           <w:sz w:val="21"/>
         </w:rPr>
-        <w:t>Из 41,06 млн ₽ запаса 5,15 млн не продавались ни разу за период. Ещё 9,82 млн — медленный товар, содержание которого дороже приносимой им прибыли.</w:t>
+        <w:t>Из 41,06 млн ₽ запаса 5,15 млн не продавались ни разу за период. Ещё 9,82 млн - медленный товар, содержание которого дороже приносимой им прибыли.</w:t>
       </w:r>
     </w:p>
     <w:p>
@@ -2330,7 +2330,7 @@
           <w:i/>
           <w:sz w:val="19"/>
         </w:rPr>
-        <w:t>Отдельно выделены новинки: 126 позиций на 1,70 млн ₽ моложе 90 дней. Продаж по ним ещё нет, но это не неликвид — за ними надо наблюдать, а не выводить.</w:t>
+        <w:t>Отдельно выделены новинки: 126 позиций на 1,70 млн ₽ моложе 90 дней. Продаж по ним ещё нет, но это не неликвид - за ними надо наблюдать, а не выводить.</w:t>
       </w:r>
     </w:p>
     <w:p>
@@ -2427,7 +2427,7 @@
           <w:i w:val="0"/>
           <w:sz w:val="21"/>
         </w:rPr>
-        <w:t>Основная метрика — GMROI: валовая прибыль за год на рубль среднего запаса. Порог 0,57 — это стоимость владения запасом (хранение 34,6 % + капитал 22,0 %). Ниже порога направление не окупает собственное хранение, какой бы ни была его маржа.</w:t>
+        <w:t>Основная метрика - GMROI: валовая прибыль за год на рубль среднего запаса. Порог 0,57 - это стоимость владения запасом (хранение 34,6 % + капитал 22,0 %). Ниже порога направление не окупает собственное хранение, какой бы ни была его маржа.</w:t>
       </w:r>
     </w:p>
     <w:p>
@@ -2481,7 +2481,7 @@
           <w:color w:val="6B7280"/>
           <w:sz w:val="16"/>
         </w:rPr>
-        <w:t>Красным — направления, которые не окупают хранение</w:t>
+        <w:t>Красным - направления, которые не окупают хранение</w:t>
       </w:r>
     </w:p>
     <w:p>
@@ -4523,7 +4523,7 @@
                 <w:rFonts w:ascii="Arial" w:hAnsi="Arial"/>
                 <w:sz w:val="16"/>
               </w:rPr>
-              <w:t>—</w:t>
+              <w:t>-</w:t>
             </w:r>
           </w:p>
         </w:tc>
@@ -4648,7 +4648,7 @@
                 <w:rFonts w:ascii="Arial" w:hAnsi="Arial"/>
                 <w:sz w:val="16"/>
               </w:rPr>
-              <w:t>—</w:t>
+              <w:t>-</w:t>
             </w:r>
           </w:p>
         </w:tc>
@@ -4666,7 +4666,7 @@
                 <w:rFonts w:ascii="Arial" w:hAnsi="Arial"/>
                 <w:sz w:val="16"/>
               </w:rPr>
-              <w:t>—</w:t>
+              <w:t>-</w:t>
             </w:r>
           </w:p>
         </w:tc>
@@ -4704,7 +4704,7 @@
                 <w:rFonts w:ascii="Arial" w:hAnsi="Arial"/>
                 <w:sz w:val="16"/>
               </w:rPr>
-              <w:t>—</w:t>
+              <w:t>-</w:t>
             </w:r>
           </w:p>
         </w:tc>
@@ -5136,7 +5136,7 @@
                 <w:rFonts w:ascii="Arial" w:hAnsi="Arial"/>
                 <w:sz w:val="16"/>
               </w:rPr>
-              <w:t>—</w:t>
+              <w:t>-</w:t>
             </w:r>
           </w:p>
         </w:tc>
@@ -5498,7 +5498,7 @@
                 <w:rFonts w:ascii="Arial" w:hAnsi="Arial"/>
                 <w:sz w:val="16"/>
               </w:rPr>
-              <w:t>—</w:t>
+              <w:t>-</w:t>
             </w:r>
           </w:p>
         </w:tc>
@@ -8253,7 +8253,7 @@
                 <w:rFonts w:ascii="Arial" w:hAnsi="Arial"/>
                 <w:sz w:val="16"/>
               </w:rPr>
-              <w:t>—</w:t>
+              <w:t>-</w:t>
             </w:r>
           </w:p>
         </w:tc>
@@ -8289,7 +8289,7 @@
                 <w:rFonts w:ascii="Arial" w:hAnsi="Arial"/>
                 <w:sz w:val="16"/>
               </w:rPr>
-              <w:t>—</w:t>
+              <w:t>-</w:t>
             </w:r>
           </w:p>
         </w:tc>
@@ -11799,7 +11799,7 @@
                 <w:rFonts w:ascii="Arial" w:hAnsi="Arial"/>
                 <w:sz w:val="16"/>
               </w:rPr>
-              <w:t>—</w:t>
+              <w:t>-</w:t>
             </w:r>
           </w:p>
         </w:tc>
@@ -11817,7 +11817,7 @@
                 <w:rFonts w:ascii="Arial" w:hAnsi="Arial"/>
                 <w:sz w:val="16"/>
               </w:rPr>
-              <w:t>—</w:t>
+              <w:t>-</w:t>
             </w:r>
           </w:p>
         </w:tc>
@@ -11853,7 +11853,7 @@
                 <w:rFonts w:ascii="Arial" w:hAnsi="Arial"/>
                 <w:sz w:val="16"/>
               </w:rPr>
-              <w:t>—</w:t>
+              <w:t>-</w:t>
             </w:r>
           </w:p>
         </w:tc>
@@ -12426,7 +12426,7 @@
                 <w:rFonts w:ascii="Arial" w:hAnsi="Arial"/>
                 <w:sz w:val="16"/>
               </w:rPr>
-              <w:t>—</w:t>
+              <w:t>-</w:t>
             </w:r>
           </w:p>
         </w:tc>
@@ -12641,7 +12641,7 @@
                 <w:rFonts w:ascii="Arial" w:hAnsi="Arial"/>
                 <w:sz w:val="16"/>
               </w:rPr>
-              <w:t>—</w:t>
+              <w:t>-</w:t>
             </w:r>
           </w:p>
         </w:tc>
@@ -12766,7 +12766,7 @@
                 <w:rFonts w:ascii="Arial" w:hAnsi="Arial"/>
                 <w:sz w:val="16"/>
               </w:rPr>
-              <w:t>—</w:t>
+              <w:t>-</w:t>
             </w:r>
           </w:p>
         </w:tc>
@@ -12784,7 +12784,7 @@
                 <w:rFonts w:ascii="Arial" w:hAnsi="Arial"/>
                 <w:sz w:val="16"/>
               </w:rPr>
-              <w:t>—</w:t>
+              <w:t>-</w:t>
             </w:r>
           </w:p>
         </w:tc>
@@ -12820,7 +12820,7 @@
                 <w:rFonts w:ascii="Arial" w:hAnsi="Arial"/>
                 <w:sz w:val="16"/>
               </w:rPr>
-              <w:t>—</w:t>
+              <w:t>-</w:t>
             </w:r>
           </w:p>
         </w:tc>
@@ -12945,7 +12945,7 @@
                 <w:rFonts w:ascii="Arial" w:hAnsi="Arial"/>
                 <w:sz w:val="16"/>
               </w:rPr>
-              <w:t>—</w:t>
+              <w:t>-</w:t>
             </w:r>
           </w:p>
         </w:tc>
@@ -12963,7 +12963,7 @@
                 <w:rFonts w:ascii="Arial" w:hAnsi="Arial"/>
                 <w:sz w:val="16"/>
               </w:rPr>
-              <w:t>—</w:t>
+              <w:t>-</w:t>
             </w:r>
           </w:p>
         </w:tc>
@@ -14113,7 +14113,7 @@
                 <w:rFonts w:ascii="Arial" w:hAnsi="Arial"/>
                 <w:sz w:val="16"/>
               </w:rPr>
-              <w:t>—</w:t>
+              <w:t>-</w:t>
             </w:r>
           </w:p>
         </w:tc>
@@ -14292,7 +14292,7 @@
                 <w:rFonts w:ascii="Arial" w:hAnsi="Arial"/>
                 <w:sz w:val="16"/>
               </w:rPr>
-              <w:t>—</w:t>
+              <w:t>-</w:t>
             </w:r>
           </w:p>
         </w:tc>
@@ -14471,7 +14471,7 @@
                 <w:rFonts w:ascii="Arial" w:hAnsi="Arial"/>
                 <w:sz w:val="16"/>
               </w:rPr>
-              <w:t>—</w:t>
+              <w:t>-</w:t>
             </w:r>
           </w:p>
         </w:tc>
@@ -14650,7 +14650,7 @@
                 <w:rFonts w:ascii="Arial" w:hAnsi="Arial"/>
                 <w:sz w:val="16"/>
               </w:rPr>
-              <w:t>—</w:t>
+              <w:t>-</w:t>
             </w:r>
           </w:p>
         </w:tc>
@@ -14811,7 +14811,7 @@
                 <w:rFonts w:ascii="Arial" w:hAnsi="Arial"/>
                 <w:sz w:val="16"/>
               </w:rPr>
-              <w:t>—</w:t>
+              <w:t>-</w:t>
             </w:r>
           </w:p>
         </w:tc>
@@ -14829,7 +14829,7 @@
                 <w:rFonts w:ascii="Arial" w:hAnsi="Arial"/>
                 <w:sz w:val="16"/>
               </w:rPr>
-              <w:t>—</w:t>
+              <w:t>-</w:t>
             </w:r>
           </w:p>
         </w:tc>
@@ -14865,7 +14865,7 @@
                 <w:rFonts w:ascii="Arial" w:hAnsi="Arial"/>
                 <w:sz w:val="16"/>
               </w:rPr>
-              <w:t>—</w:t>
+              <w:t>-</w:t>
             </w:r>
           </w:p>
         </w:tc>
@@ -15227,7 +15227,7 @@
                 <w:rFonts w:ascii="Arial" w:hAnsi="Arial"/>
                 <w:sz w:val="16"/>
               </w:rPr>
-              <w:t>—</w:t>
+              <w:t>-</w:t>
             </w:r>
           </w:p>
         </w:tc>
@@ -16056,7 +16056,7 @@
           <w:i/>
           <w:sz w:val="18"/>
         </w:rPr>
-        <w:t>Площадки с нулевым текущим остатком, но существенным средним запасом — скрытые буферы неликвида: товар пролежал там большую часть периода.</w:t>
+        <w:t>Площадки с нулевым текущим остатком, но существенным средним запасом - скрытые буферы неликвида: товар пролежал там большую часть периода.</w:t>
       </w:r>
     </w:p>
     <w:p>
@@ -16425,7 +16425,7 @@
                 <w:rFonts w:ascii="Arial" w:hAnsi="Arial"/>
                 <w:sz w:val="16"/>
               </w:rPr>
-              <w:t>—</w:t>
+              <w:t>-</w:t>
             </w:r>
           </w:p>
         </w:tc>
@@ -16532,7 +16532,7 @@
                 <w:rFonts w:ascii="Arial" w:hAnsi="Arial"/>
                 <w:sz w:val="16"/>
               </w:rPr>
-              <w:t>—</w:t>
+              <w:t>-</w:t>
             </w:r>
           </w:p>
         </w:tc>
@@ -16639,7 +16639,7 @@
                 <w:rFonts w:ascii="Arial" w:hAnsi="Arial"/>
                 <w:sz w:val="16"/>
               </w:rPr>
-              <w:t>—</w:t>
+              <w:t>-</w:t>
             </w:r>
           </w:p>
         </w:tc>
@@ -16746,7 +16746,7 @@
                 <w:rFonts w:ascii="Arial" w:hAnsi="Arial"/>
                 <w:sz w:val="16"/>
               </w:rPr>
-              <w:t>—</w:t>
+              <w:t>-</w:t>
             </w:r>
           </w:p>
         </w:tc>
@@ -16853,7 +16853,7 @@
                 <w:rFonts w:ascii="Arial" w:hAnsi="Arial"/>
                 <w:sz w:val="16"/>
               </w:rPr>
-              <w:t>—</w:t>
+              <w:t>-</w:t>
             </w:r>
           </w:p>
         </w:tc>
@@ -16960,7 +16960,7 @@
                 <w:rFonts w:ascii="Arial" w:hAnsi="Arial"/>
                 <w:sz w:val="16"/>
               </w:rPr>
-              <w:t>—</w:t>
+              <w:t>-</w:t>
             </w:r>
           </w:p>
         </w:tc>
@@ -17067,7 +17067,7 @@
                 <w:rFonts w:ascii="Arial" w:hAnsi="Arial"/>
                 <w:sz w:val="16"/>
               </w:rPr>
-              <w:t>—</w:t>
+              <w:t>-</w:t>
             </w:r>
           </w:p>
         </w:tc>
@@ -17174,7 +17174,7 @@
                 <w:rFonts w:ascii="Arial" w:hAnsi="Arial"/>
                 <w:sz w:val="16"/>
               </w:rPr>
-              <w:t>—</w:t>
+              <w:t>-</w:t>
             </w:r>
           </w:p>
         </w:tc>
@@ -17227,7 +17227,7 @@
                 <w:rFonts w:ascii="Arial" w:hAnsi="Arial"/>
                 <w:sz w:val="16"/>
               </w:rPr>
-              <w:t>—</w:t>
+              <w:t>-</w:t>
             </w:r>
           </w:p>
         </w:tc>
@@ -17263,7 +17263,7 @@
                 <w:rFonts w:ascii="Arial" w:hAnsi="Arial"/>
                 <w:sz w:val="16"/>
               </w:rPr>
-              <w:t>—</w:t>
+              <w:t>-</w:t>
             </w:r>
           </w:p>
         </w:tc>
@@ -17281,7 +17281,7 @@
                 <w:rFonts w:ascii="Arial" w:hAnsi="Arial"/>
                 <w:sz w:val="16"/>
               </w:rPr>
-              <w:t>—</w:t>
+              <w:t>-</w:t>
             </w:r>
           </w:p>
         </w:tc>
@@ -17316,7 +17316,7 @@
                 <w:rFonts w:ascii="Arial" w:hAnsi="Arial"/>
                 <w:sz w:val="16"/>
               </w:rPr>
-              <w:t>—</w:t>
+              <w:t>-</w:t>
             </w:r>
           </w:p>
         </w:tc>
@@ -17334,7 +17334,7 @@
                 <w:rFonts w:ascii="Arial" w:hAnsi="Arial"/>
                 <w:sz w:val="16"/>
               </w:rPr>
-              <w:t>—</w:t>
+              <w:t>-</w:t>
             </w:r>
           </w:p>
         </w:tc>
@@ -17352,7 +17352,7 @@
                 <w:rFonts w:ascii="Arial" w:hAnsi="Arial"/>
                 <w:sz w:val="16"/>
               </w:rPr>
-              <w:t>—</w:t>
+              <w:t>-</w:t>
             </w:r>
           </w:p>
         </w:tc>
@@ -17370,7 +17370,7 @@
                 <w:rFonts w:ascii="Arial" w:hAnsi="Arial"/>
                 <w:sz w:val="16"/>
               </w:rPr>
-              <w:t>—</w:t>
+              <w:t>-</w:t>
             </w:r>
           </w:p>
         </w:tc>
@@ -17388,7 +17388,7 @@
                 <w:rFonts w:ascii="Arial" w:hAnsi="Arial"/>
                 <w:sz w:val="16"/>
               </w:rPr>
-              <w:t>—</w:t>
+              <w:t>-</w:t>
             </w:r>
           </w:p>
         </w:tc>
@@ -17827,7 +17827,7 @@
           <w:i/>
           <w:sz w:val="18"/>
         </w:rPr>
-        <w:t>Оценка упущенных продаж зависит от допущения о доле вернувшихся покупателей. При консервативном коэффициенте 0,30 это 3,23 млн ₽; если считать, что покупатель не вернулся вовсе — 10,78 млн ₽. Реальная величина между этими границами.</w:t>
+        <w:t>Оценка упущенных продаж зависит от допущения о доле вернувшихся покупателей. При консервативном коэффициенте 0,30 это 3,23 млн ₽; если считать, что покупатель не вернулся вовсе - 10,78 млн ₽. Реальная величина между этими границами.</w:t>
       </w:r>
     </w:p>
     <w:p>
@@ -18492,7 +18492,7 @@
                 <w:rFonts w:ascii="Arial" w:hAnsi="Arial"/>
                 <w:sz w:val="16"/>
               </w:rPr>
-              <w:t>закупки — позиция не заказывалась</w:t>
+              <w:t>закупки - позиция не заказывалась</w:t>
             </w:r>
           </w:p>
         </w:tc>
@@ -18599,7 +18599,7 @@
                 <w:rFonts w:ascii="Arial" w:hAnsi="Arial"/>
                 <w:sz w:val="16"/>
               </w:rPr>
-              <w:t>закупки и нормы — объём партии мал</w:t>
+              <w:t>закупки и нормы - объём партии мал</w:t>
             </w:r>
           </w:p>
         </w:tc>
@@ -18706,7 +18706,7 @@
                 <w:rFonts w:ascii="Arial" w:hAnsi="Arial"/>
                 <w:sz w:val="16"/>
               </w:rPr>
-              <w:t>категорийный менеджмент — спрос не подтвердился</w:t>
+              <w:t>категорийный менеджмент - спрос не подтвердился</w:t>
             </w:r>
           </w:p>
         </w:tc>
@@ -18729,7 +18729,7 @@
           <w:i/>
           <w:sz w:val="18"/>
         </w:rPr>
-        <w:t>Разделение по причинам меняет адресата: «не закупали» — вопрос к плану закупок, «закупали, но не хватило» — к нормам и размеру партии.</w:t>
+        <w:t>Разделение по причинам меняет адресата: «не закупали» - вопрос к плану закупок, «закупали, но не хватило» - к нормам и размеру партии.</w:t>
       </w:r>
     </w:p>
     <w:p>
@@ -19236,7 +19236,7 @@
           <w:i w:val="0"/>
           <w:sz w:val="21"/>
         </w:rPr>
-        <w:t>Расхождения — самое полезное в этом разделе: это либо устаревшее решение, либо ошибка в наших порогах. Поимённый список — лист «29.Расхождения».</w:t>
+        <w:t>Расхождения - самое полезное в этом разделе: это либо устаревшее решение, либо ошибка в наших порогах. Поимённый список - лист «29.Расхождения».</w:t>
       </w:r>
     </w:p>
     <w:p>
@@ -19289,7 +19289,7 @@
           <w:i w:val="0"/>
           <w:sz w:val="21"/>
         </w:rPr>
-        <w:t>ABC — вклад в оборот, XYZ — предсказуемость спроса. На пересечении получается готовая политика: один и тот же оборот при стабильном и при рваном спросе требует разных норм.</w:t>
+        <w:t>ABC - вклад в оборот, XYZ - предсказуемость спроса. На пересечении получается готовая политика: один и тот же оборот при стабильном и при рваном спросе требует разных норм.</w:t>
       </w:r>
     </w:p>
     <w:tbl>
@@ -19577,7 +19577,7 @@
                 <w:rFonts w:ascii="Arial" w:hAnsi="Arial"/>
                 <w:sz w:val="16"/>
               </w:rPr>
-              <w:t>Держать всегда. Автозаказ, страховой запас минимальный — с</w:t>
+              <w:t>Держать всегда. Автозаказ, страховой запас минимальный - с</w:t>
             </w:r>
           </w:p>
         </w:tc>
@@ -19827,7 +19827,7 @@
                 <w:rFonts w:ascii="Arial" w:hAnsi="Arial"/>
                 <w:sz w:val="16"/>
               </w:rPr>
-              <w:t>Держать, но страховой запас выше. Спрос рваный — следить в</w:t>
+              <w:t>Держать, но страховой запас выше. Спрос рваный - следить в</w:t>
             </w:r>
           </w:p>
         </w:tc>
@@ -20612,7 +20612,7 @@
                 <w:rFonts w:ascii="Arial" w:hAnsi="Arial"/>
                 <w:sz w:val="16"/>
               </w:rPr>
-              <w:t>—</w:t>
+              <w:t>-</w:t>
             </w:r>
           </w:p>
         </w:tc>
@@ -22664,7 +22664,7 @@
           <w:i w:val="0"/>
           <w:sz w:val="21"/>
         </w:rPr>
-        <w:t>Не отрабатывают стоимость владения 3 поставщиков: запас 1,11 млн ₽, убыток 0,11 млн ₽ в год. С ними есть предмет для разговора об условиях — отсрочка, размер партии, право возврата.</w:t>
+        <w:t>Не отрабатывают стоимость владения 3 поставщиков: запас 1,11 млн ₽, убыток 0,11 млн ₽ в год. С ними есть предмет для разговора об условиях - отсрочка, размер партии, право возврата.</w:t>
       </w:r>
     </w:p>
     <w:p>
@@ -22693,7 +22693,7 @@
           <w:i w:val="0"/>
           <w:sz w:val="21"/>
         </w:rPr>
-        <w:t>Эти проблемы уже размечены в матрице пополнения. Они не требуют анализа — только действий.</w:t>
+        <w:t>Эти проблемы уже размечены в матрице пополнения. Они не требуют анализа - только действий.</w:t>
       </w:r>
     </w:p>
     <w:tbl>
@@ -22847,7 +22847,7 @@
                 <w:rFonts w:ascii="Arial" w:hAnsi="Arial"/>
                 <w:sz w:val="16"/>
               </w:rPr>
-              <w:t>Норма упаковки больше нормы запаса — заказать меньше физически нел</w:t>
+              <w:t>Норма упаковки больше нормы запаса - заказать меньше физически нел</w:t>
             </w:r>
           </w:p>
         </w:tc>
@@ -22936,7 +22936,7 @@
                 <w:rFonts w:ascii="Arial" w:hAnsi="Arial"/>
                 <w:sz w:val="16"/>
               </w:rPr>
-              <w:t>Запасы лежат на складах с нулевой нормой — товар не должен там быт</w:t>
+              <w:t>Запасы лежат на складах с нулевой нормой - товар не должен там быт</w:t>
             </w:r>
           </w:p>
         </w:tc>
@@ -23212,7 +23212,7 @@
                 <w:color w:val="C05600"/>
                 <w:sz w:val="21"/>
               </w:rPr>
-              <w:t>Особое внимание к коду п1: 560 позиций на 5,43 млн ₽, где норма упаковки больше нормы запаса. Это механическая причина затоваривания — уценкой не лечится, нужен разговор с поставщиком о размере партии.</w:t>
+              <w:t>Особое внимание к коду п1: 560 позиций на 5,43 млн ₽, где норма упаковки больше нормы запаса. Это механическая причина затоваривания - уценкой не лечится, нужен разговор с поставщиком о размере партии.</w:t>
             </w:r>
           </w:p>
         </w:tc>
@@ -23249,7 +23249,7 @@
           <w:i w:val="0"/>
           <w:sz w:val="21"/>
         </w:rPr>
-        <w:t>Эталон — «Ижевск Глазов» с GMROI 1,95. Медиана по дивизиону — 1,03.</w:t>
+        <w:t>Эталон - «Ижевск Глазов» с GMROI 1,95. Медиана по дивизиону - 1,03.</w:t>
       </w:r>
     </w:p>
     <w:tbl>
@@ -23935,7 +23935,7 @@
           <w:i w:val="0"/>
           <w:sz w:val="21"/>
         </w:rPr>
-        <w:t>«Цель» — если отстающие подтянутся до медианы: +5,08 млн ₽ валовой прибыли в год. «Потолок» — если все сработают как лучший офис: +34,90 млн ₽; это теоретический максимум, а не план — у офисов разный ассортимент и разная клиентская база.</w:t>
+        <w:t>«Цель» - если отстающие подтянутся до медианы: +5,08 млн ₽ валовой прибыли в год. «Потолок» - если все сработают как лучший офис: +34,90 млн ₽; это теоретический максимум, а не план - у офисов разный ассортимент и разная клиентская база.</w:t>
       </w:r>
     </w:p>
     <w:p>
@@ -24053,7 +24053,7 @@
           <w:color w:val="6B7280"/>
           <w:sz w:val="16"/>
         </w:rPr>
-        <w:t>Чем выше и левее — тем раньше делать</w:t>
+        <w:t>Чем выше и левее - тем раньше делать</w:t>
       </w:r>
     </w:p>
     <w:tbl>
@@ -24247,7 +24247,7 @@
                 <w:rFonts w:ascii="Arial" w:hAnsi="Arial"/>
                 <w:sz w:val="17"/>
               </w:rPr>
-              <w:t>—</w:t>
+              <w:t>-</w:t>
             </w:r>
           </w:p>
         </w:tc>
@@ -24752,7 +24752,7 @@
           <w:i w:val="0"/>
           <w:sz w:val="21"/>
         </w:rPr>
-        <w:t>Поимённый план — лист «0.Задачи» в приложении: 314 строк, годовой эффект 11,69 млн ₽. По каждой позиции указано, что делать, где, сколько и в какой срок. Столбцы «Статус выполнения» и «Комментарий исполнителя» оставлены пустыми для заполнения в работе, а «Внимание» показывает, что нужно решить до исполнения.</w:t>
+        <w:t>Поимённый план - лист «0.Задачи» в приложении: 314 строк, годовой эффект 11,69 млн ₽. По каждой позиции указано, что делать, где, сколько и в какой срок. Столбцы «Статус выполнения» и «Комментарий исполнителя» оставлены пустыми для заполнения в работе, а «Внимание» показывает, что нужно решить до исполнения.</w:t>
       </w:r>
     </w:p>
     <w:p>
@@ -24767,7 +24767,7 @@
           <w:i/>
           <w:sz w:val="18"/>
         </w:rPr>
-        <w:t>«Сумма действия» — сколько денег двигает само действие: запас под уценку, стоимость перевозки, объём закупки. «Эффект за год» — сколько это приносит или экономит за год. Порядок — по годовой выгоде с поправкой на скорость отдачи: действие, не требующее согласований, при равной выгоде идёт раньше. Приоритет 1 — начинать отсюда. Позиции дешевле порога и всё, что не поместилось в план, свёрнуты в строки с приоритетом 5.</w:t>
+        <w:t>«Сумма действия» - сколько денег двигает само действие: запас под уценку, стоимость перевозки, объём закупки. «Эффект за год» - сколько это приносит или экономит за год. Порядок - по годовой выгоде с поправкой на скорость отдачи: действие, не требующее согласований, при равной выгоде идёт раньше. Приоритет 1 - начинать отсюда. Позиции дешевле порога и всё, что не поместилось в план, свёрнуты в строки с приоритетом 5.</w:t>
       </w:r>
     </w:p>
     <w:tbl>
@@ -24992,7 +24992,7 @@
                 <w:rFonts w:ascii="Arial" w:hAnsi="Arial"/>
                 <w:sz w:val="16"/>
               </w:rPr>
-              <w:t>Уценить — остальное</w:t>
+              <w:t>Уценить - остальное</w:t>
             </w:r>
           </w:p>
         </w:tc>
@@ -25081,7 +25081,7 @@
                 <w:rFonts w:ascii="Arial" w:hAnsi="Arial"/>
                 <w:sz w:val="16"/>
               </w:rPr>
-              <w:t>Вывести — остальное</w:t>
+              <w:t>Вывести - остальное</w:t>
             </w:r>
           </w:p>
         </w:tc>
@@ -25437,7 +25437,7 @@
                 <w:rFonts w:ascii="Arial" w:hAnsi="Arial"/>
                 <w:sz w:val="16"/>
               </w:rPr>
-              <w:t>Разобраться с ценой — мелочь пакетом</w:t>
+              <w:t>Разобраться с ценой - мелочь пакетом</w:t>
             </w:r>
           </w:p>
         </w:tc>
@@ -25526,7 +25526,7 @@
                 <w:rFonts w:ascii="Arial" w:hAnsi="Arial"/>
                 <w:sz w:val="16"/>
               </w:rPr>
-              <w:t>Уценить — мелочь пакетом</w:t>
+              <w:t>Уценить - мелочь пакетом</w:t>
             </w:r>
           </w:p>
         </w:tc>
@@ -25704,7 +25704,7 @@
                 <w:rFonts w:ascii="Arial" w:hAnsi="Arial"/>
                 <w:sz w:val="16"/>
               </w:rPr>
-              <w:t>Разобраться с ценой — остальное</w:t>
+              <w:t>Разобраться с ценой - остальное</w:t>
             </w:r>
           </w:p>
         </w:tc>
@@ -25882,7 +25882,7 @@
                 <w:rFonts w:ascii="Arial" w:hAnsi="Arial"/>
                 <w:sz w:val="16"/>
               </w:rPr>
-              <w:t>Вывести — мелочь пакетом</w:t>
+              <w:t>Вывести - мелочь пакетом</w:t>
             </w:r>
           </w:p>
         </w:tc>
@@ -25971,7 +25971,7 @@
                 <w:rFonts w:ascii="Arial" w:hAnsi="Arial"/>
                 <w:sz w:val="16"/>
               </w:rPr>
-              <w:t>Пересмотреть закупку — мелочь пакетом</w:t>
+              <w:t>Пересмотреть закупку - мелочь пакетом</w:t>
             </w:r>
           </w:p>
         </w:tc>
@@ -26060,7 +26060,7 @@
                 <w:rFonts w:ascii="Arial" w:hAnsi="Arial"/>
                 <w:sz w:val="16"/>
               </w:rPr>
-              <w:t>Переместить — мелочь пакетом</w:t>
+              <w:t>Переместить - мелочь пакетом</w:t>
             </w:r>
           </w:p>
         </w:tc>
@@ -26149,7 +26149,7 @@
                 <w:rFonts w:ascii="Arial" w:hAnsi="Arial"/>
                 <w:sz w:val="16"/>
               </w:rPr>
-              <w:t>Дозаказать — мелочь пакетом</w:t>
+              <w:t>Дозаказать - мелочь пакетом</w:t>
             </w:r>
           </w:p>
         </w:tc>
@@ -26238,7 +26238,7 @@
                 <w:rFonts w:ascii="Arial" w:hAnsi="Arial"/>
                 <w:sz w:val="16"/>
               </w:rPr>
-              <w:t>Пересмотреть закупку — остальное</w:t>
+              <w:t>Пересмотреть закупку - остальное</w:t>
             </w:r>
           </w:p>
         </w:tc>
@@ -26416,7 +26416,7 @@
                 <w:rFonts w:ascii="Arial" w:hAnsi="Arial"/>
                 <w:sz w:val="16"/>
               </w:rPr>
-              <w:t>Переместить — остальное</w:t>
+              <w:t>Переместить - остальное</w:t>
             </w:r>
           </w:p>
         </w:tc>
@@ -26505,7 +26505,7 @@
                 <w:rFonts w:ascii="Arial" w:hAnsi="Arial"/>
                 <w:sz w:val="16"/>
               </w:rPr>
-              <w:t>Дозаказать — остальное</w:t>
+              <w:t>Дозаказать - остальное</w:t>
             </w:r>
           </w:p>
         </w:tc>
@@ -26594,7 +26594,7 @@
                 <w:rFonts w:ascii="Arial" w:hAnsi="Arial"/>
                 <w:sz w:val="16"/>
               </w:rPr>
-              <w:t>Рассмотреть ввод в матрицу — мелочь пакетом</w:t>
+              <w:t>Рассмотреть ввод в матрицу - мелочь пакетом</w:t>
             </w:r>
           </w:p>
         </w:tc>
@@ -26683,7 +26683,7 @@
                 <w:rFonts w:ascii="Arial" w:hAnsi="Arial"/>
                 <w:sz w:val="16"/>
               </w:rPr>
-              <w:t>Рассмотреть ввод в матрицу — остальное</w:t>
+              <w:t>Рассмотреть ввод в матрицу - остальное</w:t>
             </w:r>
           </w:p>
         </w:tc>
@@ -26809,7 +26809,7 @@
                 <w:color w:val="FFFFFF"/>
                 <w:sz w:val="16"/>
               </w:rPr>
-              <w:t>Если не делать ничего — за квартал</w:t>
+              <w:t>Если не делать ничего - за квартал</w:t>
             </w:r>
           </w:p>
         </w:tc>
@@ -27402,7 +27402,7 @@
                 <w:rFonts w:ascii="Arial" w:hAnsi="Arial"/>
                 <w:sz w:val="16"/>
               </w:rPr>
-              <w:t>—</w:t>
+              <w:t>-</w:t>
             </w:r>
           </w:p>
         </w:tc>
@@ -27530,7 +27530,7 @@
                 <w:rFonts w:ascii="Arial" w:hAnsi="Arial"/>
                 <w:sz w:val="16"/>
               </w:rPr>
-              <w:t>точно — из учётных данных</w:t>
+              <w:t>точно - из учётных данных</w:t>
             </w:r>
           </w:p>
         </w:tc>
@@ -27691,7 +27691,7 @@
           <w:i/>
           <w:sz w:val="16"/>
         </w:rPr>
-        <w:t>Методика: период 01.01–11.09.2026 (254 дней), годовое приведение ×1.437. GMROI = валовая прибыль за год / средний запас по себестоимости. Стоимость владения 56,6 % годовых. Дефицит считается только с месяца появления позиции в ассортименте. Из списка на вывод исключены позиции моложе 90 дней. Возраст запаса — средневзвешенный по деньгам: позиция обычно состоит из нескольких партий разного возраста, и одна свежая коробка не должна омолаживать весь остаток. Относительные метрики не рассчитываются при запасе менее 10 000 ₽. Детальные расчёты — в файле Excel, лист «_Оглавление» объясняет остальные.</w:t>
+        <w:t>Методика: период 01.01–11.09.2026 (254 дней), годовое приведение ×1.437. GMROI = валовая прибыль за год / средний запас по себестоимости. Стоимость владения 56,6 % годовых. Дефицит считается только с месяца появления позиции в ассортименте. Из списка на вывод исключены позиции моложе 90 дней. Возраст запаса - средневзвешенный по деньгам: позиция обычно состоит из нескольких партий разного возраста, и одна свежая коробка не должна омолаживать весь остаток. Относительные метрики не рассчитываются при запасе менее 10 000 ₽. Детальные расчёты - в файле Excel, лист «_Оглавление» объясняет остальные.</w:t>
       </w:r>
     </w:p>
     <w:sectPr>

--- a/3_ОТЧЁТЫ/2026-09-16/(Даниил) Аналитическая_записка_2026-09-16_данные_по_11.09.docx
+++ b/3_ОТЧЁТЫ/2026-09-16/(Даниил) Аналитическая_записка_2026-09-16_данные_по_11.09.docx
@@ -1181,7 +1181,7 @@
           <w:color w:val="6B7280"/>
           <w:sz w:val="18"/>
         </w:rPr>
-        <w:t>Сравнение возможно только по периметру целиком: между годами товар переразнесли по направлениям (доля отдельных направлений сдвинулась до 81 п.п.). Сопоставлять направления год к году - сравнивать разные наборы товара. Как именно переразнесли - лист «0e.Сдвиг структуры».</w:t>
+        <w:t>Сравнение возможно только по периметру целиком: между годами товар переразнесли по направлениям (доля отдельных направлений сдвинулась до 81 п.п.). Сопоставлять направления год к году - сравнивать разные наборы товара. Как именно переразнесли - насколько — видно по доле каждого направления в обороте.</w:t>
       </w:r>
     </w:p>
     <w:p>
@@ -1331,7 +1331,7 @@
                 <w:rFonts w:ascii="Arial" w:hAnsi="Arial"/>
                 <w:sz w:val="17"/>
               </w:rPr>
-              <w:t>Дозаказ ходовых в дефиците</w:t>
+              <w:t>Разобраться с ценой</w:t>
             </w:r>
           </w:p>
         </w:tc>
@@ -1349,7 +1349,7 @@
                 <w:rFonts w:ascii="Arial" w:hAnsi="Arial"/>
                 <w:sz w:val="17"/>
               </w:rPr>
-              <w:t>-</w:t>
+              <w:t>2,38</w:t>
             </w:r>
           </w:p>
         </w:tc>
@@ -1367,7 +1367,7 @@
                 <w:rFonts w:ascii="Arial" w:hAnsi="Arial"/>
                 <w:sz w:val="17"/>
               </w:rPr>
-              <w:t>3,23</w:t>
+              <w:t>1,88</w:t>
             </w:r>
           </w:p>
         </w:tc>
@@ -1385,7 +1385,7 @@
                 <w:rFonts w:ascii="Arial" w:hAnsi="Arial"/>
                 <w:sz w:val="17"/>
               </w:rPr>
-              <w:t>1 месяц</w:t>
+              <w:t>2 недели</w:t>
             </w:r>
           </w:p>
         </w:tc>
@@ -1403,7 +1403,7 @@
                 <w:rFonts w:ascii="Arial" w:hAnsi="Arial"/>
                 <w:sz w:val="17"/>
               </w:rPr>
-              <w:t>деньги нужны на закупку, но возврат самый быстрый</w:t>
+              <w:t>правит категорийный менеджер, согласований нет</w:t>
             </w:r>
           </w:p>
         </w:tc>
@@ -1420,7 +1420,7 @@
                 <w:rFonts w:ascii="Arial" w:hAnsi="Arial"/>
                 <w:sz w:val="17"/>
               </w:rPr>
-              <w:t>Уценка медленного товара</w:t>
+              <w:t>Уценить</w:t>
             </w:r>
           </w:p>
         </w:tc>
@@ -1438,7 +1438,7 @@
                 <w:rFonts w:ascii="Arial" w:hAnsi="Arial"/>
                 <w:sz w:val="17"/>
               </w:rPr>
-              <w:t>4,91</w:t>
+              <w:t>9,60</w:t>
             </w:r>
           </w:p>
         </w:tc>
@@ -1456,7 +1456,7 @@
                 <w:rFonts w:ascii="Arial" w:hAnsi="Arial"/>
                 <w:sz w:val="17"/>
               </w:rPr>
-              <w:t>2,82</w:t>
+              <w:t>5,62</w:t>
             </w:r>
           </w:p>
         </w:tc>
@@ -1509,7 +1509,7 @@
                 <w:rFonts w:ascii="Arial" w:hAnsi="Arial"/>
                 <w:sz w:val="17"/>
               </w:rPr>
-              <w:t>Вывод неликвида</w:t>
+              <w:t>Вывести</w:t>
             </w:r>
           </w:p>
         </w:tc>
@@ -1527,7 +1527,7 @@
                 <w:rFonts w:ascii="Arial" w:hAnsi="Arial"/>
                 <w:sz w:val="17"/>
               </w:rPr>
-              <w:t>5,15</w:t>
+              <w:t>5,09</w:t>
             </w:r>
           </w:p>
         </w:tc>
@@ -24229,7 +24229,7 @@
                 <w:rFonts w:ascii="Arial" w:hAnsi="Arial"/>
                 <w:sz w:val="17"/>
               </w:rPr>
-              <w:t>Дозаказ ходовых в дефиците</w:t>
+              <w:t>Разобраться с ценой</w:t>
             </w:r>
           </w:p>
         </w:tc>
@@ -24247,7 +24247,7 @@
                 <w:rFonts w:ascii="Arial" w:hAnsi="Arial"/>
                 <w:sz w:val="17"/>
               </w:rPr>
-              <w:t>-</w:t>
+              <w:t>2,38</w:t>
             </w:r>
           </w:p>
         </w:tc>
@@ -24265,7 +24265,7 @@
                 <w:rFonts w:ascii="Arial" w:hAnsi="Arial"/>
                 <w:sz w:val="17"/>
               </w:rPr>
-              <w:t>3,23</w:t>
+              <w:t>1,88</w:t>
             </w:r>
           </w:p>
         </w:tc>
@@ -24283,7 +24283,7 @@
                 <w:rFonts w:ascii="Arial" w:hAnsi="Arial"/>
                 <w:sz w:val="17"/>
               </w:rPr>
-              <w:t>1 месяц</w:t>
+              <w:t>2 недели</w:t>
             </w:r>
           </w:p>
         </w:tc>
@@ -24301,7 +24301,7 @@
                 <w:rFonts w:ascii="Arial" w:hAnsi="Arial"/>
                 <w:sz w:val="17"/>
               </w:rPr>
-              <w:t>Закупки</w:t>
+              <w:t>Категорийный менеджер</w:t>
             </w:r>
           </w:p>
         </w:tc>
@@ -24336,7 +24336,7 @@
                 <w:rFonts w:ascii="Arial" w:hAnsi="Arial"/>
                 <w:sz w:val="17"/>
               </w:rPr>
-              <w:t>Уценка медленного товара</w:t>
+              <w:t>Уценить</w:t>
             </w:r>
           </w:p>
         </w:tc>
@@ -24354,7 +24354,7 @@
                 <w:rFonts w:ascii="Arial" w:hAnsi="Arial"/>
                 <w:sz w:val="17"/>
               </w:rPr>
-              <w:t>4,91</w:t>
+              <w:t>9,60</w:t>
             </w:r>
           </w:p>
         </w:tc>
@@ -24372,7 +24372,7 @@
                 <w:rFonts w:ascii="Arial" w:hAnsi="Arial"/>
                 <w:sz w:val="17"/>
               </w:rPr>
-              <w:t>2,82</w:t>
+              <w:t>5,62</w:t>
             </w:r>
           </w:p>
         </w:tc>
@@ -24443,7 +24443,7 @@
                 <w:rFonts w:ascii="Arial" w:hAnsi="Arial"/>
                 <w:sz w:val="17"/>
               </w:rPr>
-              <w:t>Вывод неликвида</w:t>
+              <w:t>Вывести</w:t>
             </w:r>
           </w:p>
         </w:tc>
@@ -24461,7 +24461,7 @@
                 <w:rFonts w:ascii="Arial" w:hAnsi="Arial"/>
                 <w:sz w:val="17"/>
               </w:rPr>
-              <w:t>5,15</w:t>
+              <w:t>5,09</w:t>
             </w:r>
           </w:p>
         </w:tc>
@@ -24550,7 +24550,7 @@
                 <w:rFonts w:ascii="Arial" w:hAnsi="Arial"/>
                 <w:sz w:val="17"/>
               </w:rPr>
-              <w:t>Пересмотр размера закупки</w:t>
+              <w:t>Переместить</w:t>
             </w:r>
           </w:p>
         </w:tc>
@@ -24568,7 +24568,7 @@
                 <w:rFonts w:ascii="Arial" w:hAnsi="Arial"/>
                 <w:sz w:val="17"/>
               </w:rPr>
-              <w:t>2,41</w:t>
+              <w:t>0,58</w:t>
             </w:r>
           </w:p>
         </w:tc>
@@ -24586,7 +24586,7 @@
                 <w:rFonts w:ascii="Arial" w:hAnsi="Arial"/>
                 <w:sz w:val="17"/>
               </w:rPr>
-              <w:t>0,49</w:t>
+              <w:t>0,62</w:t>
             </w:r>
           </w:p>
         </w:tc>
@@ -24604,7 +24604,7 @@
                 <w:rFonts w:ascii="Arial" w:hAnsi="Arial"/>
                 <w:sz w:val="17"/>
               </w:rPr>
-              <w:t>1 месяц</w:t>
+              <w:t>2 недели</w:t>
             </w:r>
           </w:p>
         </w:tc>
@@ -24657,7 +24657,7 @@
                 <w:rFonts w:ascii="Arial" w:hAnsi="Arial"/>
                 <w:sz w:val="17"/>
               </w:rPr>
-              <w:t>Перемещение вместо закупки</w:t>
+              <w:t>Дозаказать</w:t>
             </w:r>
           </w:p>
         </w:tc>
@@ -24675,7 +24675,7 @@
                 <w:rFonts w:ascii="Arial" w:hAnsi="Arial"/>
                 <w:sz w:val="17"/>
               </w:rPr>
-              <w:t>0,58</w:t>
+              <w:t>2,80</w:t>
             </w:r>
           </w:p>
         </w:tc>
@@ -24693,7 +24693,7 @@
                 <w:rFonts w:ascii="Arial" w:hAnsi="Arial"/>
                 <w:sz w:val="17"/>
               </w:rPr>
-              <w:t>0,20</w:t>
+              <w:t>0,52</w:t>
             </w:r>
           </w:p>
         </w:tc>
@@ -24711,7 +24711,7 @@
                 <w:rFonts w:ascii="Arial" w:hAnsi="Arial"/>
                 <w:sz w:val="17"/>
               </w:rPr>
-              <w:t>2 недели</w:t>
+              <w:t>1 месяц</w:t>
             </w:r>
           </w:p>
         </w:tc>
@@ -24729,7 +24729,221 @@
                 <w:rFonts w:ascii="Arial" w:hAnsi="Arial"/>
                 <w:sz w:val="17"/>
               </w:rPr>
-              <w:t>Логистика</w:t>
+              <w:t>Закупки</w:t>
+            </w:r>
+          </w:p>
+        </w:tc>
+      </w:tr>
+      <w:tr>
+        <w:tc>
+          <w:tcPr>
+            <w:tcW w:type="dxa" w:w="1020"/>
+          </w:tcPr>
+          <w:p>
+            <w:r/>
+            <w:r>
+              <w:rPr>
+                <w:rFonts w:ascii="Arial" w:hAnsi="Arial"/>
+                <w:sz w:val="17"/>
+              </w:rPr>
+              <w:t>6</w:t>
+            </w:r>
+          </w:p>
+        </w:tc>
+        <w:tc>
+          <w:tcPr>
+            <w:tcW w:type="dxa" w:w="2835"/>
+          </w:tcPr>
+          <w:p>
+            <w:pPr>
+              <w:jc w:val="right"/>
+            </w:pPr>
+            <w:r/>
+            <w:r>
+              <w:rPr>
+                <w:rFonts w:ascii="Arial" w:hAnsi="Arial"/>
+                <w:sz w:val="17"/>
+              </w:rPr>
+              <w:t>Пересмотреть закупку</w:t>
+            </w:r>
+          </w:p>
+        </w:tc>
+        <w:tc>
+          <w:tcPr>
+            <w:tcW w:type="dxa" w:w="1361"/>
+          </w:tcPr>
+          <w:p>
+            <w:pPr>
+              <w:jc w:val="right"/>
+            </w:pPr>
+            <w:r/>
+            <w:r>
+              <w:rPr>
+                <w:rFonts w:ascii="Arial" w:hAnsi="Arial"/>
+                <w:sz w:val="17"/>
+              </w:rPr>
+              <w:t>1,95</w:t>
+            </w:r>
+          </w:p>
+        </w:tc>
+        <w:tc>
+          <w:tcPr>
+            <w:tcW w:type="dxa" w:w="1361"/>
+          </w:tcPr>
+          <w:p>
+            <w:pPr>
+              <w:jc w:val="right"/>
+            </w:pPr>
+            <w:r/>
+            <w:r>
+              <w:rPr>
+                <w:rFonts w:ascii="Arial" w:hAnsi="Arial"/>
+                <w:sz w:val="17"/>
+              </w:rPr>
+              <w:t>0,38</w:t>
+            </w:r>
+          </w:p>
+        </w:tc>
+        <w:tc>
+          <w:tcPr>
+            <w:tcW w:type="dxa" w:w="1020"/>
+          </w:tcPr>
+          <w:p>
+            <w:pPr>
+              <w:jc w:val="right"/>
+            </w:pPr>
+            <w:r/>
+            <w:r>
+              <w:rPr>
+                <w:rFonts w:ascii="Arial" w:hAnsi="Arial"/>
+                <w:sz w:val="17"/>
+              </w:rPr>
+              <w:t>1 месяц</w:t>
+            </w:r>
+          </w:p>
+        </w:tc>
+        <w:tc>
+          <w:tcPr>
+            <w:tcW w:type="dxa" w:w="2041"/>
+          </w:tcPr>
+          <w:p>
+            <w:pPr>
+              <w:jc w:val="right"/>
+            </w:pPr>
+            <w:r/>
+            <w:r>
+              <w:rPr>
+                <w:rFonts w:ascii="Arial" w:hAnsi="Arial"/>
+                <w:sz w:val="17"/>
+              </w:rPr>
+              <w:t>Категорийный менеджер</w:t>
+            </w:r>
+          </w:p>
+        </w:tc>
+      </w:tr>
+      <w:tr>
+        <w:tc>
+          <w:tcPr>
+            <w:tcW w:type="dxa" w:w="1020"/>
+          </w:tcPr>
+          <w:p>
+            <w:r/>
+            <w:r>
+              <w:rPr>
+                <w:rFonts w:ascii="Arial" w:hAnsi="Arial"/>
+                <w:sz w:val="17"/>
+              </w:rPr>
+              <w:t>7</w:t>
+            </w:r>
+          </w:p>
+        </w:tc>
+        <w:tc>
+          <w:tcPr>
+            <w:tcW w:type="dxa" w:w="2835"/>
+          </w:tcPr>
+          <w:p>
+            <w:pPr>
+              <w:jc w:val="right"/>
+            </w:pPr>
+            <w:r/>
+            <w:r>
+              <w:rPr>
+                <w:rFonts w:ascii="Arial" w:hAnsi="Arial"/>
+                <w:sz w:val="17"/>
+              </w:rPr>
+              <w:t>Рассмотреть ввод в матрицу</w:t>
+            </w:r>
+          </w:p>
+        </w:tc>
+        <w:tc>
+          <w:tcPr>
+            <w:tcW w:type="dxa" w:w="1361"/>
+          </w:tcPr>
+          <w:p>
+            <w:pPr>
+              <w:jc w:val="right"/>
+            </w:pPr>
+            <w:r/>
+            <w:r>
+              <w:rPr>
+                <w:rFonts w:ascii="Arial" w:hAnsi="Arial"/>
+                <w:sz w:val="17"/>
+              </w:rPr>
+              <w:t>0,40</w:t>
+            </w:r>
+          </w:p>
+        </w:tc>
+        <w:tc>
+          <w:tcPr>
+            <w:tcW w:type="dxa" w:w="1361"/>
+          </w:tcPr>
+          <w:p>
+            <w:pPr>
+              <w:jc w:val="right"/>
+            </w:pPr>
+            <w:r/>
+            <w:r>
+              <w:rPr>
+                <w:rFonts w:ascii="Arial" w:hAnsi="Arial"/>
+                <w:sz w:val="17"/>
+              </w:rPr>
+              <w:t>0,14</w:t>
+            </w:r>
+          </w:p>
+        </w:tc>
+        <w:tc>
+          <w:tcPr>
+            <w:tcW w:type="dxa" w:w="1020"/>
+          </w:tcPr>
+          <w:p>
+            <w:pPr>
+              <w:jc w:val="right"/>
+            </w:pPr>
+            <w:r/>
+            <w:r>
+              <w:rPr>
+                <w:rFonts w:ascii="Arial" w:hAnsi="Arial"/>
+                <w:sz w:val="17"/>
+              </w:rPr>
+              <w:t>1 месяц</w:t>
+            </w:r>
+          </w:p>
+        </w:tc>
+        <w:tc>
+          <w:tcPr>
+            <w:tcW w:type="dxa" w:w="2041"/>
+          </w:tcPr>
+          <w:p>
+            <w:pPr>
+              <w:jc w:val="right"/>
+            </w:pPr>
+            <w:r/>
+            <w:r>
+              <w:rPr>
+                <w:rFonts w:ascii="Arial" w:hAnsi="Arial"/>
+                <w:sz w:val="17"/>
+              </w:rPr>
+              <w:t>Категорийный менеджер</w:t>
             </w:r>
           </w:p>
         </w:tc>
@@ -24752,7 +24966,7 @@
           <w:i w:val="0"/>
           <w:sz w:val="21"/>
         </w:rPr>
-        <w:t>Поимённый план - лист «0.Задачи» в приложении: 314 строк, годовой эффект 11,69 млн ₽. По каждой позиции указано, что делать, где, сколько и в какой срок. Столбцы «Статус выполнения» и «Комментарий исполнителя» оставлены пустыми для заполнения в работе, а «Внимание» показывает, что нужно решить до исполнения.</w:t>
+        <w:t>Поимённый план - лист «0.Задачи» в приложении: 311 строк, годовой эффект 11,84 млн ₽. По каждой позиции указано, что делать, где, сколько и в какой срок. Столбцы «Статус выполнения» и «Комментарий исполнителя» оставлены пустыми для заполнения в работе, а «Внимание» показывает, что нужно решить до исполнения.</w:t>
       </w:r>
     </w:p>
     <w:p>
@@ -24921,7 +25135,7 @@
                 <w:rFonts w:ascii="Arial" w:hAnsi="Arial"/>
                 <w:sz w:val="16"/>
               </w:rPr>
-              <w:t>156</w:t>
+              <w:t>152</w:t>
             </w:r>
           </w:p>
         </w:tc>
@@ -24939,7 +25153,7 @@
                 <w:rFonts w:ascii="Arial" w:hAnsi="Arial"/>
                 <w:sz w:val="16"/>
               </w:rPr>
-              <w:t>5,41</w:t>
+              <w:t>5,34</w:t>
             </w:r>
           </w:p>
         </w:tc>
@@ -24957,7 +25171,7 @@
                 <w:rFonts w:ascii="Arial" w:hAnsi="Arial"/>
                 <w:sz w:val="16"/>
               </w:rPr>
-              <w:t>3,26</w:t>
+              <w:t>3,21</w:t>
             </w:r>
           </w:p>
         </w:tc>
@@ -24975,7 +25189,7 @@
                 <w:rFonts w:ascii="Arial" w:hAnsi="Arial"/>
                 <w:sz w:val="16"/>
               </w:rPr>
-              <w:t>2026-09-25</w:t>
+              <w:t>2026-09-30</w:t>
             </w:r>
           </w:p>
         </w:tc>
@@ -25028,7 +25242,7 @@
                 <w:rFonts w:ascii="Arial" w:hAnsi="Arial"/>
                 <w:sz w:val="16"/>
               </w:rPr>
-              <w:t>3,75</w:t>
+              <w:t>3,80</w:t>
             </w:r>
           </w:p>
         </w:tc>
@@ -25046,7 +25260,7 @@
                 <w:rFonts w:ascii="Arial" w:hAnsi="Arial"/>
                 <w:sz w:val="16"/>
               </w:rPr>
-              <w:t>2,03</w:t>
+              <w:t>2,06</w:t>
             </w:r>
           </w:p>
         </w:tc>
@@ -25064,7 +25278,7 @@
                 <w:rFonts w:ascii="Arial" w:hAnsi="Arial"/>
                 <w:sz w:val="16"/>
               </w:rPr>
-              <w:t>2026-10-23</w:t>
+              <w:t>2026-10-28</w:t>
             </w:r>
           </w:p>
         </w:tc>
@@ -25153,7 +25367,7 @@
                 <w:rFonts w:ascii="Arial" w:hAnsi="Arial"/>
                 <w:sz w:val="16"/>
               </w:rPr>
-              <w:t>2026-11-08</w:t>
+              <w:t>2026-11-13</w:t>
             </w:r>
           </w:p>
         </w:tc>
@@ -25188,7 +25402,7 @@
                 <w:rFonts w:ascii="Arial" w:hAnsi="Arial"/>
                 <w:sz w:val="16"/>
               </w:rPr>
-              <w:t>64</w:t>
+              <w:t>62</w:t>
             </w:r>
           </w:p>
         </w:tc>
@@ -25206,7 +25420,7 @@
                 <w:rFonts w:ascii="Arial" w:hAnsi="Arial"/>
                 <w:sz w:val="16"/>
               </w:rPr>
-              <w:t>1,04</w:t>
+              <w:t>1,02</w:t>
             </w:r>
           </w:p>
         </w:tc>
@@ -25224,7 +25438,7 @@
                 <w:rFonts w:ascii="Arial" w:hAnsi="Arial"/>
                 <w:sz w:val="16"/>
               </w:rPr>
-              <w:t>1,22</w:t>
+              <w:t>1,18</w:t>
             </w:r>
           </w:p>
         </w:tc>
@@ -25242,7 +25456,7 @@
                 <w:rFonts w:ascii="Arial" w:hAnsi="Arial"/>
                 <w:sz w:val="16"/>
               </w:rPr>
-              <w:t>2026-09-14</w:t>
+              <w:t>2026-09-19</w:t>
             </w:r>
           </w:p>
         </w:tc>
@@ -25331,7 +25545,7 @@
                 <w:rFonts w:ascii="Arial" w:hAnsi="Arial"/>
                 <w:sz w:val="16"/>
               </w:rPr>
-              <w:t>2026-10-11</w:t>
+              <w:t>2026-10-16</w:t>
             </w:r>
           </w:p>
         </w:tc>
@@ -25420,7 +25634,7 @@
                 <w:rFonts w:ascii="Arial" w:hAnsi="Arial"/>
                 <w:sz w:val="16"/>
               </w:rPr>
-              <w:t>2026-09-18</w:t>
+              <w:t>2026-09-23</w:t>
             </w:r>
           </w:p>
         </w:tc>
@@ -25509,7 +25723,7 @@
                 <w:rFonts w:ascii="Arial" w:hAnsi="Arial"/>
                 <w:sz w:val="16"/>
               </w:rPr>
-              <w:t>2026-10-12</w:t>
+              <w:t>2026-10-17</w:t>
             </w:r>
           </w:p>
         </w:tc>
@@ -25526,7 +25740,7 @@
                 <w:rFonts w:ascii="Arial" w:hAnsi="Arial"/>
                 <w:sz w:val="16"/>
               </w:rPr>
-              <w:t>Уценить - мелочь пакетом</w:t>
+              <w:t>Дозаказать</w:t>
             </w:r>
           </w:p>
         </w:tc>
@@ -25544,7 +25758,7 @@
                 <w:rFonts w:ascii="Arial" w:hAnsi="Arial"/>
                 <w:sz w:val="16"/>
               </w:rPr>
-              <w:t>1</w:t>
+              <w:t>24</w:t>
             </w:r>
           </w:p>
         </w:tc>
@@ -25562,7 +25776,7 @@
                 <w:rFonts w:ascii="Arial" w:hAnsi="Arial"/>
                 <w:sz w:val="16"/>
               </w:rPr>
-              <w:t>0,47</w:t>
+              <w:t>2,23</w:t>
             </w:r>
           </w:p>
         </w:tc>
@@ -25580,7 +25794,7 @@
                 <w:rFonts w:ascii="Arial" w:hAnsi="Arial"/>
                 <w:sz w:val="16"/>
               </w:rPr>
-              <w:t>0,35</w:t>
+              <w:t>0,39</w:t>
             </w:r>
           </w:p>
         </w:tc>
@@ -25598,7 +25812,7 @@
                 <w:rFonts w:ascii="Arial" w:hAnsi="Arial"/>
                 <w:sz w:val="16"/>
               </w:rPr>
-              <w:t>2026-10-23</w:t>
+              <w:t>2026-09-21</w:t>
             </w:r>
           </w:p>
         </w:tc>
@@ -25615,7 +25829,7 @@
                 <w:rFonts w:ascii="Arial" w:hAnsi="Arial"/>
                 <w:sz w:val="16"/>
               </w:rPr>
-              <w:t>Дозаказать</w:t>
+              <w:t>Уценить - мелочь пакетом</w:t>
             </w:r>
           </w:p>
         </w:tc>
@@ -25633,7 +25847,7 @@
                 <w:rFonts w:ascii="Arial" w:hAnsi="Arial"/>
                 <w:sz w:val="16"/>
               </w:rPr>
-              <w:t>21</w:t>
+              <w:t>1</w:t>
             </w:r>
           </w:p>
         </w:tc>
@@ -25651,7 +25865,7 @@
                 <w:rFonts w:ascii="Arial" w:hAnsi="Arial"/>
                 <w:sz w:val="16"/>
               </w:rPr>
-              <w:t>2,18</w:t>
+              <w:t>0,47</w:t>
             </w:r>
           </w:p>
         </w:tc>
@@ -25669,7 +25883,7 @@
                 <w:rFonts w:ascii="Arial" w:hAnsi="Arial"/>
                 <w:sz w:val="16"/>
               </w:rPr>
-              <w:t>0,26</w:t>
+              <w:t>0,35</w:t>
             </w:r>
           </w:p>
         </w:tc>
@@ -25687,7 +25901,7 @@
                 <w:rFonts w:ascii="Arial" w:hAnsi="Arial"/>
                 <w:sz w:val="16"/>
               </w:rPr>
-              <w:t>2026-09-16</w:t>
+              <w:t>2026-10-28</w:t>
             </w:r>
           </w:p>
         </w:tc>
@@ -25776,7 +25990,7 @@
                 <w:rFonts w:ascii="Arial" w:hAnsi="Arial"/>
                 <w:sz w:val="16"/>
               </w:rPr>
-              <w:t>2026-10-12</w:t>
+              <w:t>2026-10-17</w:t>
             </w:r>
           </w:p>
         </w:tc>
@@ -25865,7 +26079,7 @@
                 <w:rFonts w:ascii="Arial" w:hAnsi="Arial"/>
                 <w:sz w:val="16"/>
               </w:rPr>
-              <w:t>2026-09-16</w:t>
+              <w:t>2026-09-21</w:t>
             </w:r>
           </w:p>
         </w:tc>
@@ -25954,7 +26168,7 @@
                 <w:rFonts w:ascii="Arial" w:hAnsi="Arial"/>
                 <w:sz w:val="16"/>
               </w:rPr>
-              <w:t>2026-11-08</w:t>
+              <w:t>2026-11-13</w:t>
             </w:r>
           </w:p>
         </w:tc>
@@ -26043,7 +26257,7 @@
                 <w:rFonts w:ascii="Arial" w:hAnsi="Arial"/>
                 <w:sz w:val="16"/>
               </w:rPr>
-              <w:t>2026-10-14</w:t>
+              <w:t>2026-10-19</w:t>
             </w:r>
           </w:p>
         </w:tc>
@@ -26060,7 +26274,7 @@
                 <w:rFonts w:ascii="Arial" w:hAnsi="Arial"/>
                 <w:sz w:val="16"/>
               </w:rPr>
-              <w:t>Переместить - мелочь пакетом</w:t>
+              <w:t>Рассмотреть ввод в матрицу</w:t>
             </w:r>
           </w:p>
         </w:tc>
@@ -26096,7 +26310,7 @@
                 <w:rFonts w:ascii="Arial" w:hAnsi="Arial"/>
                 <w:sz w:val="16"/>
               </w:rPr>
-              <w:t>0,09</w:t>
+              <w:t>0,28</w:t>
             </w:r>
           </w:p>
         </w:tc>
@@ -26149,7 +26363,7 @@
                 <w:rFonts w:ascii="Arial" w:hAnsi="Arial"/>
                 <w:sz w:val="16"/>
               </w:rPr>
-              <w:t>Дозаказать - мелочь пакетом</w:t>
+              <w:t>Переместить - мелочь пакетом</w:t>
             </w:r>
           </w:p>
         </w:tc>
@@ -26185,7 +26399,7 @@
                 <w:rFonts w:ascii="Arial" w:hAnsi="Arial"/>
                 <w:sz w:val="16"/>
               </w:rPr>
-              <w:t>0,53</w:t>
+              <w:t>0,09</w:t>
             </w:r>
           </w:p>
         </w:tc>
@@ -26203,7 +26417,7 @@
                 <w:rFonts w:ascii="Arial" w:hAnsi="Arial"/>
                 <w:sz w:val="16"/>
               </w:rPr>
-              <w:t>0,08</w:t>
+              <w:t>0,10</w:t>
             </w:r>
           </w:p>
         </w:tc>
@@ -26221,7 +26435,7 @@
                 <w:rFonts w:ascii="Arial" w:hAnsi="Arial"/>
                 <w:sz w:val="16"/>
               </w:rPr>
-              <w:t>2026-10-14</w:t>
+              <w:t>2026-10-21</w:t>
             </w:r>
           </w:p>
         </w:tc>
@@ -26238,7 +26452,7 @@
                 <w:rFonts w:ascii="Arial" w:hAnsi="Arial"/>
                 <w:sz w:val="16"/>
               </w:rPr>
-              <w:t>Пересмотреть закупку - остальное</w:t>
+              <w:t>Дозаказать - мелочь пакетом</w:t>
             </w:r>
           </w:p>
         </w:tc>
@@ -26274,7 +26488,7 @@
                 <w:rFonts w:ascii="Arial" w:hAnsi="Arial"/>
                 <w:sz w:val="16"/>
               </w:rPr>
-              <w:t>0,61</w:t>
+              <w:t>0,41</w:t>
             </w:r>
           </w:p>
         </w:tc>
@@ -26310,7 +26524,7 @@
                 <w:rFonts w:ascii="Arial" w:hAnsi="Arial"/>
                 <w:sz w:val="16"/>
               </w:rPr>
-              <w:t>2026-10-14</w:t>
+              <w:t>2026-10-19</w:t>
             </w:r>
           </w:p>
         </w:tc>
@@ -26327,7 +26541,7 @@
                 <w:rFonts w:ascii="Arial" w:hAnsi="Arial"/>
                 <w:sz w:val="16"/>
               </w:rPr>
-              <w:t>Рассмотреть ввод в матрицу</w:t>
+              <w:t>Пересмотреть закупку - остальное</w:t>
             </w:r>
           </w:p>
         </w:tc>
@@ -26363,7 +26577,7 @@
                 <w:rFonts w:ascii="Arial" w:hAnsi="Arial"/>
                 <w:sz w:val="16"/>
               </w:rPr>
-              <w:t>0,28</w:t>
+              <w:t>0,61</w:t>
             </w:r>
           </w:p>
         </w:tc>
@@ -26381,7 +26595,7 @@
                 <w:rFonts w:ascii="Arial" w:hAnsi="Arial"/>
                 <w:sz w:val="16"/>
               </w:rPr>
-              <w:t>0,07</w:t>
+              <w:t>0,08</w:t>
             </w:r>
           </w:p>
         </w:tc>
@@ -26399,7 +26613,7 @@
                 <w:rFonts w:ascii="Arial" w:hAnsi="Arial"/>
                 <w:sz w:val="16"/>
               </w:rPr>
-              <w:t>2026-10-11</w:t>
+              <w:t>2026-10-19</w:t>
             </w:r>
           </w:p>
         </w:tc>
@@ -26416,7 +26630,7 @@
                 <w:rFonts w:ascii="Arial" w:hAnsi="Arial"/>
                 <w:sz w:val="16"/>
               </w:rPr>
-              <w:t>Переместить - остальное</w:t>
+              <w:t>Дозаказать - остальное</w:t>
             </w:r>
           </w:p>
         </w:tc>
@@ -26452,30 +26666,30 @@
                 <w:rFonts w:ascii="Arial" w:hAnsi="Arial"/>
                 <w:sz w:val="16"/>
               </w:rPr>
+              <w:t>0,16</w:t>
+            </w:r>
+          </w:p>
+        </w:tc>
+        <w:tc>
+          <w:tcPr>
+            <w:tcW w:type="dxa" w:w="1701"/>
+          </w:tcPr>
+          <w:p>
+            <w:pPr>
+              <w:jc w:val="right"/>
+            </w:pPr>
+            <w:r/>
+            <w:r>
+              <w:rPr>
+                <w:rFonts w:ascii="Arial" w:hAnsi="Arial"/>
+                <w:sz w:val="16"/>
+              </w:rPr>
               <w:t>0,04</w:t>
             </w:r>
           </w:p>
         </w:tc>
         <w:tc>
           <w:tcPr>
-            <w:tcW w:type="dxa" w:w="1701"/>
-          </w:tcPr>
-          <w:p>
-            <w:pPr>
-              <w:jc w:val="right"/>
-            </w:pPr>
-            <w:r/>
-            <w:r>
-              <w:rPr>
-                <w:rFonts w:ascii="Arial" w:hAnsi="Arial"/>
-                <w:sz w:val="16"/>
-              </w:rPr>
-              <w:t>0,04</w:t>
-            </w:r>
-          </w:p>
-        </w:tc>
-        <w:tc>
-          <w:tcPr>
             <w:tcW w:type="dxa" w:w="1361"/>
           </w:tcPr>
           <w:p>
@@ -26488,7 +26702,7 @@
                 <w:rFonts w:ascii="Arial" w:hAnsi="Arial"/>
                 <w:sz w:val="16"/>
               </w:rPr>
-              <w:t>2026-10-16</w:t>
+              <w:t>2026-10-19</w:t>
             </w:r>
           </w:p>
         </w:tc>
@@ -26505,7 +26719,7 @@
                 <w:rFonts w:ascii="Arial" w:hAnsi="Arial"/>
                 <w:sz w:val="16"/>
               </w:rPr>
-              <w:t>Дозаказать - остальное</w:t>
+              <w:t>Переместить - остальное</w:t>
             </w:r>
           </w:p>
         </w:tc>
@@ -26541,7 +26755,7 @@
                 <w:rFonts w:ascii="Arial" w:hAnsi="Arial"/>
                 <w:sz w:val="16"/>
               </w:rPr>
-              <w:t>0,09</w:t>
+              <w:t>0,04</w:t>
             </w:r>
           </w:p>
         </w:tc>
@@ -26559,7 +26773,7 @@
                 <w:rFonts w:ascii="Arial" w:hAnsi="Arial"/>
                 <w:sz w:val="16"/>
               </w:rPr>
-              <w:t>0,02</w:t>
+              <w:t>0,04</w:t>
             </w:r>
           </w:p>
         </w:tc>
@@ -26577,7 +26791,7 @@
                 <w:rFonts w:ascii="Arial" w:hAnsi="Arial"/>
                 <w:sz w:val="16"/>
               </w:rPr>
-              <w:t>2026-10-14</w:t>
+              <w:t>2026-10-21</w:t>
             </w:r>
           </w:p>
         </w:tc>
@@ -26594,7 +26808,7 @@
                 <w:rFonts w:ascii="Arial" w:hAnsi="Arial"/>
                 <w:sz w:val="16"/>
               </w:rPr>
-              <w:t>Рассмотреть ввод в матрицу - мелочь пакетом</w:t>
+              <w:t>Рассмотреть ввод в матрицу - остальное</w:t>
             </w:r>
           </w:p>
         </w:tc>
@@ -26630,7 +26844,7 @@
                 <w:rFonts w:ascii="Arial" w:hAnsi="Arial"/>
                 <w:sz w:val="16"/>
               </w:rPr>
-              <w:t>0,12</w:t>
+              <w:t>0,02</w:t>
             </w:r>
           </w:p>
         </w:tc>
@@ -26666,7 +26880,7 @@
                 <w:rFonts w:ascii="Arial" w:hAnsi="Arial"/>
                 <w:sz w:val="16"/>
               </w:rPr>
-              <w:t>2026-11-08</w:t>
+              <w:t>2026-11-13</w:t>
             </w:r>
           </w:p>
         </w:tc>
@@ -26683,7 +26897,7 @@
                 <w:rFonts w:ascii="Arial" w:hAnsi="Arial"/>
                 <w:sz w:val="16"/>
               </w:rPr>
-              <w:t>Рассмотреть ввод в матрицу - остальное</w:t>
+              <w:t>Рассмотреть ввод в матрицу - мелочь пакетом</w:t>
             </w:r>
           </w:p>
         </w:tc>
@@ -26719,7 +26933,7 @@
                 <w:rFonts w:ascii="Arial" w:hAnsi="Arial"/>
                 <w:sz w:val="16"/>
               </w:rPr>
-              <w:t>0,00</w:t>
+              <w:t>0,10</w:t>
             </w:r>
           </w:p>
         </w:tc>
@@ -26737,7 +26951,7 @@
                 <w:rFonts w:ascii="Arial" w:hAnsi="Arial"/>
                 <w:sz w:val="16"/>
               </w:rPr>
-              <w:t>0,01</w:t>
+              <w:t>0,02</w:t>
             </w:r>
           </w:p>
         </w:tc>
@@ -26755,7 +26969,7 @@
                 <w:rFonts w:ascii="Arial" w:hAnsi="Arial"/>
                 <w:sz w:val="16"/>
               </w:rPr>
-              <w:t>2026-11-08</w:t>
+              <w:t>2026-11-13</w:t>
             </w:r>
           </w:p>
         </w:tc>

--- a/3_ОТЧЁТЫ/2026-09-16/(Даниил) Аналитическая_записка_2026-09-16_данные_по_11.09.docx
+++ b/3_ОТЧЁТЫ/2026-09-16/(Даниил) Аналитическая_записка_2026-09-16_данные_по_11.09.docx
@@ -593,7 +593,7 @@
                 <w:rFonts w:ascii="Arial" w:hAnsi="Arial"/>
                 <w:sz w:val="18"/>
               </w:rPr>
-              <w:t>10,64 млн ₽</w:t>
+              <w:t>10,61 млн ₽</w:t>
             </w:r>
           </w:p>
         </w:tc>
@@ -18873,7 +18873,7 @@
                 <w:rFonts w:ascii="Arial" w:hAnsi="Arial"/>
                 <w:sz w:val="16"/>
               </w:rPr>
-              <w:t>592</w:t>
+              <w:t>591</w:t>
             </w:r>
           </w:p>
         </w:tc>
@@ -18979,7 +18979,7 @@
                 <w:rFonts w:ascii="Arial" w:hAnsi="Arial"/>
                 <w:sz w:val="16"/>
               </w:rPr>
-              <w:t>718</w:t>
+              <w:t>719</w:t>
             </w:r>
           </w:p>
         </w:tc>
@@ -24568,25 +24568,25 @@
                 <w:rFonts w:ascii="Arial" w:hAnsi="Arial"/>
                 <w:sz w:val="17"/>
               </w:rPr>
+              <w:t>0,55</w:t>
+            </w:r>
+          </w:p>
+        </w:tc>
+        <w:tc>
+          <w:tcPr>
+            <w:tcW w:type="dxa" w:w="1361"/>
+          </w:tcPr>
+          <w:p>
+            <w:pPr>
+              <w:jc w:val="right"/>
+            </w:pPr>
+            <w:r/>
+            <w:r>
+              <w:rPr>
+                <w:rFonts w:ascii="Arial" w:hAnsi="Arial"/>
+                <w:sz w:val="17"/>
+              </w:rPr>
               <w:t>0,58</w:t>
-            </w:r>
-          </w:p>
-        </w:tc>
-        <w:tc>
-          <w:tcPr>
-            <w:tcW w:type="dxa" w:w="1361"/>
-          </w:tcPr>
-          <w:p>
-            <w:pPr>
-              <w:jc w:val="right"/>
-            </w:pPr>
-            <w:r/>
-            <w:r>
-              <w:rPr>
-                <w:rFonts w:ascii="Arial" w:hAnsi="Arial"/>
-                <w:sz w:val="17"/>
-              </w:rPr>
-              <w:t>0,62</w:t>
             </w:r>
           </w:p>
         </w:tc>
@@ -24966,7 +24966,7 @@
           <w:i w:val="0"/>
           <w:sz w:val="21"/>
         </w:rPr>
-        <w:t>Поимённый план - лист «0.Задачи» в приложении: 311 строк, годовой эффект 11,84 млн ₽. По каждой позиции указано, что делать, где, сколько и в какой срок. Столбцы «Статус выполнения» и «Комментарий исполнителя» оставлены пустыми для заполнения в работе, а «Внимание» показывает, что нужно решить до исполнения.</w:t>
+        <w:t>Поимённый план - лист «0.Задачи» в приложении: 311 строк, годовой эффект 11,81 млн ₽. По каждой позиции указано, что делать, где, сколько и в какой срок. Столбцы «Статус выполнения» и «Комментарий исполнителя» оставлены пустыми для заполнения в работе, а «Внимание» показывает, что нужно решить до исполнения.</w:t>
       </w:r>
     </w:p>
     <w:p>
@@ -25135,7 +25135,7 @@
                 <w:rFonts w:ascii="Arial" w:hAnsi="Arial"/>
                 <w:sz w:val="16"/>
               </w:rPr>
-              <w:t>152</w:t>
+              <w:t>155</w:t>
             </w:r>
           </w:p>
         </w:tc>
@@ -25153,7 +25153,7 @@
                 <w:rFonts w:ascii="Arial" w:hAnsi="Arial"/>
                 <w:sz w:val="16"/>
               </w:rPr>
-              <w:t>5,34</w:t>
+              <w:t>5,39</w:t>
             </w:r>
           </w:p>
         </w:tc>
@@ -25171,7 +25171,7 @@
                 <w:rFonts w:ascii="Arial" w:hAnsi="Arial"/>
                 <w:sz w:val="16"/>
               </w:rPr>
-              <w:t>3,21</w:t>
+              <w:t>3,24</w:t>
             </w:r>
           </w:p>
         </w:tc>
@@ -25242,7 +25242,7 @@
                 <w:rFonts w:ascii="Arial" w:hAnsi="Arial"/>
                 <w:sz w:val="16"/>
               </w:rPr>
-              <w:t>3,80</w:t>
+              <w:t>3,75</w:t>
             </w:r>
           </w:p>
         </w:tc>
@@ -25260,7 +25260,7 @@
                 <w:rFonts w:ascii="Arial" w:hAnsi="Arial"/>
                 <w:sz w:val="16"/>
               </w:rPr>
-              <w:t>2,06</w:t>
+              <w:t>2,03</w:t>
             </w:r>
           </w:p>
         </w:tc>
@@ -25562,7 +25562,7 @@
                 <w:rFonts w:ascii="Arial" w:hAnsi="Arial"/>
                 <w:sz w:val="16"/>
               </w:rPr>
-              <w:t>Переместить</w:t>
+              <w:t>Разобраться с ценой - мелочь пакетом</w:t>
             </w:r>
           </w:p>
         </w:tc>
@@ -25580,7 +25580,7 @@
                 <w:rFonts w:ascii="Arial" w:hAnsi="Arial"/>
                 <w:sz w:val="16"/>
               </w:rPr>
-              <w:t>28</w:t>
+              <w:t>1</w:t>
             </w:r>
           </w:p>
         </w:tc>
@@ -25598,30 +25598,30 @@
                 <w:rFonts w:ascii="Arial" w:hAnsi="Arial"/>
                 <w:sz w:val="16"/>
               </w:rPr>
+              <w:t>0,99</w:t>
+            </w:r>
+          </w:p>
+        </w:tc>
+        <w:tc>
+          <w:tcPr>
+            <w:tcW w:type="dxa" w:w="1701"/>
+          </w:tcPr>
+          <w:p>
+            <w:pPr>
+              <w:jc w:val="right"/>
+            </w:pPr>
+            <w:r/>
+            <w:r>
+              <w:rPr>
+                <w:rFonts w:ascii="Arial" w:hAnsi="Arial"/>
+                <w:sz w:val="16"/>
+              </w:rPr>
               <w:t>0,45</w:t>
             </w:r>
           </w:p>
         </w:tc>
         <w:tc>
           <w:tcPr>
-            <w:tcW w:type="dxa" w:w="1701"/>
-          </w:tcPr>
-          <w:p>
-            <w:pPr>
-              <w:jc w:val="right"/>
-            </w:pPr>
-            <w:r/>
-            <w:r>
-              <w:rPr>
-                <w:rFonts w:ascii="Arial" w:hAnsi="Arial"/>
-                <w:sz w:val="16"/>
-              </w:rPr>
-              <w:t>0,48</w:t>
-            </w:r>
-          </w:p>
-        </w:tc>
-        <w:tc>
-          <w:tcPr>
             <w:tcW w:type="dxa" w:w="1361"/>
           </w:tcPr>
           <w:p>
@@ -25634,7 +25634,7 @@
                 <w:rFonts w:ascii="Arial" w:hAnsi="Arial"/>
                 <w:sz w:val="16"/>
               </w:rPr>
-              <w:t>2026-09-23</w:t>
+              <w:t>2026-10-17</w:t>
             </w:r>
           </w:p>
         </w:tc>
@@ -25651,7 +25651,7 @@
                 <w:rFonts w:ascii="Arial" w:hAnsi="Arial"/>
                 <w:sz w:val="16"/>
               </w:rPr>
-              <w:t>Разобраться с ценой - мелочь пакетом</w:t>
+              <w:t>Переместить</w:t>
             </w:r>
           </w:p>
         </w:tc>
@@ -25669,7 +25669,7 @@
                 <w:rFonts w:ascii="Arial" w:hAnsi="Arial"/>
                 <w:sz w:val="16"/>
               </w:rPr>
-              <w:t>1</w:t>
+              <w:t>25</w:t>
             </w:r>
           </w:p>
         </w:tc>
@@ -25687,7 +25687,7 @@
                 <w:rFonts w:ascii="Arial" w:hAnsi="Arial"/>
                 <w:sz w:val="16"/>
               </w:rPr>
-              <w:t>0,99</w:t>
+              <w:t>0,42</w:t>
             </w:r>
           </w:p>
         </w:tc>
@@ -25723,7 +25723,7 @@
                 <w:rFonts w:ascii="Arial" w:hAnsi="Arial"/>
                 <w:sz w:val="16"/>
               </w:rPr>
-              <w:t>2026-10-17</w:t>
+              <w:t>2026-09-23</w:t>
             </w:r>
           </w:p>
         </w:tc>

--- a/3_ОТЧЁТЫ/2026-09-16/(Даниил) Аналитическая_записка_2026-09-16_данные_по_11.09.docx
+++ b/3_ОТЧЁТЫ/2026-09-16/(Даниил) Аналитическая_записка_2026-09-16_данные_по_11.09.docx
@@ -12283,7 +12283,7 @@
                 <w:rFonts w:ascii="Arial" w:hAnsi="Arial"/>
                 <w:sz w:val="16"/>
               </w:rPr>
-              <w:t>23 %</w:t>
+              <w:t>18 %</w:t>
             </w:r>
           </w:p>
         </w:tc>
@@ -12462,7 +12462,7 @@
                 <w:rFonts w:ascii="Arial" w:hAnsi="Arial"/>
                 <w:sz w:val="16"/>
               </w:rPr>
-              <w:t>13 %</w:t>
+              <w:t>17 %</w:t>
             </w:r>
           </w:p>
         </w:tc>
@@ -12641,7 +12641,7 @@
                 <w:rFonts w:ascii="Arial" w:hAnsi="Arial"/>
                 <w:sz w:val="16"/>
               </w:rPr>
-              <w:t>-</w:t>
+              <w:t>4 %</w:t>
             </w:r>
           </w:p>
         </w:tc>
@@ -13001,7 +13001,7 @@
                 <w:rFonts w:ascii="Arial" w:hAnsi="Arial"/>
                 <w:sz w:val="16"/>
               </w:rPr>
-              <w:t>17 %</w:t>
+              <w:t>40 %</w:t>
             </w:r>
           </w:p>
         </w:tc>
@@ -13431,7 +13431,7 @@
                 <w:rFonts w:ascii="Arial" w:hAnsi="Arial"/>
                 <w:sz w:val="16"/>
               </w:rPr>
-              <w:t>16 %</w:t>
+              <w:t>14 %</w:t>
             </w:r>
           </w:p>
         </w:tc>
@@ -13610,7 +13610,7 @@
                 <w:rFonts w:ascii="Arial" w:hAnsi="Arial"/>
                 <w:sz w:val="16"/>
               </w:rPr>
-              <w:t>12 %</w:t>
+              <w:t>9 %</w:t>
             </w:r>
           </w:p>
         </w:tc>
@@ -13791,7 +13791,7 @@
                 <w:rFonts w:ascii="Arial" w:hAnsi="Arial"/>
                 <w:sz w:val="16"/>
               </w:rPr>
-              <w:t>34 %</w:t>
+              <w:t>27 %</w:t>
             </w:r>
           </w:p>
         </w:tc>
@@ -13970,7 +13970,7 @@
                 <w:rFonts w:ascii="Arial" w:hAnsi="Arial"/>
                 <w:sz w:val="16"/>
               </w:rPr>
-              <w:t>48 %</w:t>
+              <w:t>31 %</w:t>
             </w:r>
           </w:p>
         </w:tc>
@@ -14149,7 +14149,7 @@
                 <w:rFonts w:ascii="Arial" w:hAnsi="Arial"/>
                 <w:sz w:val="16"/>
               </w:rPr>
-              <w:t>18 %</w:t>
+              <w:t>20 %</w:t>
             </w:r>
           </w:p>
         </w:tc>
@@ -14328,7 +14328,7 @@
                 <w:rFonts w:ascii="Arial" w:hAnsi="Arial"/>
                 <w:sz w:val="16"/>
               </w:rPr>
-              <w:t>10 %</w:t>
+              <w:t>11 %</w:t>
             </w:r>
           </w:p>
         </w:tc>
@@ -14507,7 +14507,7 @@
                 <w:rFonts w:ascii="Arial" w:hAnsi="Arial"/>
                 <w:sz w:val="16"/>
               </w:rPr>
-              <w:t>20 %</w:t>
+              <w:t>22 %</w:t>
             </w:r>
           </w:p>
         </w:tc>
@@ -14686,7 +14686,7 @@
                 <w:rFonts w:ascii="Arial" w:hAnsi="Arial"/>
                 <w:sz w:val="16"/>
               </w:rPr>
-              <w:t>7 %</w:t>
+              <w:t>10 %</w:t>
             </w:r>
           </w:p>
         </w:tc>
@@ -15046,7 +15046,7 @@
                 <w:rFonts w:ascii="Arial" w:hAnsi="Arial"/>
                 <w:sz w:val="16"/>
               </w:rPr>
-              <w:t>80 %</w:t>
+              <w:t>7 %</w:t>
             </w:r>
           </w:p>
         </w:tc>
@@ -15227,7 +15227,7 @@
                 <w:rFonts w:ascii="Arial" w:hAnsi="Arial"/>
                 <w:sz w:val="16"/>
               </w:rPr>
-              <w:t>-</w:t>
+              <w:t>8 %</w:t>
             </w:r>
           </w:p>
         </w:tc>

--- a/3_ОТЧЁТЫ/2026-09-16/(Даниил) Аналитическая_записка_2026-09-16_данные_по_11.09.docx
+++ b/3_ОТЧЁТЫ/2026-09-16/(Даниил) Аналитическая_записка_2026-09-16_данные_по_11.09.docx
@@ -593,7 +593,7 @@
                 <w:rFonts w:ascii="Arial" w:hAnsi="Arial"/>
                 <w:sz w:val="18"/>
               </w:rPr>
-              <w:t>10,61 млн ₽</w:t>
+              <w:t>10,96 млн ₽</w:t>
             </w:r>
           </w:p>
         </w:tc>
@@ -611,7 +611,7 @@
                 <w:rFonts w:ascii="Arial" w:hAnsi="Arial"/>
                 <w:sz w:val="18"/>
               </w:rPr>
-              <w:t>плюс 5,51 млн ₽/год экономии на хранении</w:t>
+              <w:t>плюс 5,62 млн ₽/год экономии на хранении</w:t>
             </w:r>
           </w:p>
         </w:tc>
@@ -655,7 +655,7 @@
                 <w:color w:val="C00000"/>
                 <w:sz w:val="21"/>
               </w:rPr>
-              <w:t>Если не делать ничего, за квартал потеряем 2,49 млн ₽: 2,21 млн на содержании ненужного запаса и 0,28 млн упущенной прибыли на дефиците. При этом 10,06 млн ₽ остаются замороженными.</w:t>
+              <w:t>Если не делать ничего, за квартал потеряем 2,52 млн ₽: 2,24 млн на содержании ненужного запаса и 0,28 млн упущенной прибыли на дефиците. При этом 10,41 млн ₽ остаются замороженными.</w:t>
             </w:r>
           </w:p>
         </w:tc>
@@ -1527,7 +1527,7 @@
                 <w:rFonts w:ascii="Arial" w:hAnsi="Arial"/>
                 <w:sz w:val="17"/>
               </w:rPr>
-              <w:t>5,09</w:t>
+              <w:t>5,45</w:t>
             </w:r>
           </w:p>
         </w:tc>
@@ -1545,7 +1545,7 @@
                 <w:rFonts w:ascii="Arial" w:hAnsi="Arial"/>
                 <w:sz w:val="17"/>
               </w:rPr>
-              <w:t>2,69</w:t>
+              <w:t>2,80</w:t>
             </w:r>
           </w:p>
         </w:tc>
@@ -2315,7 +2315,7 @@
           <w:i w:val="0"/>
           <w:sz w:val="21"/>
         </w:rPr>
-        <w:t>Из 41,06 млн ₽ запаса 5,15 млн не продавались ни разу за период. Ещё 9,82 млн - медленный товар, содержание которого дороже приносимой им прибыли.</w:t>
+        <w:t>Из 41,06 млн ₽ запаса 5,50 млн не продавались ни разу за период. Ещё 9,82 млн - медленный товар, содержание которого дороже приносимой им прибыли.</w:t>
       </w:r>
     </w:p>
     <w:p>
@@ -2330,7 +2330,7 @@
           <w:i/>
           <w:sz w:val="19"/>
         </w:rPr>
-        <w:t>Отдельно выделены новинки: 126 позиций на 1,70 млн ₽ моложе 90 дней. Продаж по ним ещё нет, но это не неликвид - за ними надо наблюдать, а не выводить.</w:t>
+        <w:t>Отдельно выделены новинки: 113 позиций на 1,34 млн ₽ моложе 90 дней. Продаж по ним ещё нет, но это не неликвид - за ними надо наблюдать, а не выводить.</w:t>
       </w:r>
     </w:p>
     <w:p>
@@ -18873,7 +18873,7 @@
                 <w:rFonts w:ascii="Arial" w:hAnsi="Arial"/>
                 <w:sz w:val="16"/>
               </w:rPr>
-              <w:t>591</w:t>
+              <w:t>593</w:t>
             </w:r>
           </w:p>
         </w:tc>
@@ -18926,7 +18926,7 @@
                 <w:rFonts w:ascii="Arial" w:hAnsi="Arial"/>
                 <w:sz w:val="16"/>
               </w:rPr>
-              <w:t>36</w:t>
+              <w:t>34</w:t>
             </w:r>
           </w:p>
         </w:tc>
@@ -18944,7 +18944,7 @@
                 <w:rFonts w:ascii="Arial" w:hAnsi="Arial"/>
                 <w:sz w:val="16"/>
               </w:rPr>
-              <w:t>пересмотреть вручную, запас 0,77 млн ₽</w:t>
+              <w:t>пересмотреть вручную, запас 0,62 млн ₽</w:t>
             </w:r>
           </w:p>
         </w:tc>
@@ -19487,7 +19487,7 @@
                 <w:rFonts w:ascii="Arial" w:hAnsi="Arial"/>
                 <w:sz w:val="16"/>
               </w:rPr>
-              <w:t>X</w:t>
+              <w:t>-</w:t>
             </w:r>
           </w:p>
         </w:tc>
@@ -19505,7 +19505,7 @@
                 <w:rFonts w:ascii="Arial" w:hAnsi="Arial"/>
                 <w:sz w:val="16"/>
               </w:rPr>
-              <w:t>13</w:t>
+              <w:t>11</w:t>
             </w:r>
           </w:p>
         </w:tc>
@@ -19523,7 +19523,7 @@
                 <w:rFonts w:ascii="Arial" w:hAnsi="Arial"/>
                 <w:sz w:val="16"/>
               </w:rPr>
-              <w:t>2,43</w:t>
+              <w:t>2,04</w:t>
             </w:r>
           </w:p>
         </w:tc>
@@ -19541,7 +19541,7 @@
                 <w:rFonts w:ascii="Arial" w:hAnsi="Arial"/>
                 <w:sz w:val="16"/>
               </w:rPr>
-              <w:t>2,4 %</w:t>
+              <w:t>2,0 %</w:t>
             </w:r>
           </w:p>
         </w:tc>
@@ -19559,7 +19559,7 @@
                 <w:rFonts w:ascii="Arial" w:hAnsi="Arial"/>
                 <w:sz w:val="16"/>
               </w:rPr>
-              <w:t>0,57</w:t>
+              <w:t>0,30</w:t>
             </w:r>
           </w:p>
         </w:tc>
@@ -19577,7 +19577,6 @@
                 <w:rFonts w:ascii="Arial" w:hAnsi="Arial"/>
                 <w:sz w:val="16"/>
               </w:rPr>
-              <w:t>Держать всегда. Автозаказ, страховой запас минимальный - с</w:t>
             </w:r>
           </w:p>
         </w:tc>
@@ -19612,7 +19611,7 @@
                 <w:rFonts w:ascii="Arial" w:hAnsi="Arial"/>
                 <w:sz w:val="16"/>
               </w:rPr>
-              <w:t>Y</w:t>
+              <w:t>X</w:t>
             </w:r>
           </w:p>
         </w:tc>
@@ -19630,7 +19629,7 @@
                 <w:rFonts w:ascii="Arial" w:hAnsi="Arial"/>
                 <w:sz w:val="16"/>
               </w:rPr>
-              <w:t>126</w:t>
+              <w:t>33</w:t>
             </w:r>
           </w:p>
         </w:tc>
@@ -19648,7 +19647,7 @@
                 <w:rFonts w:ascii="Arial" w:hAnsi="Arial"/>
                 <w:sz w:val="16"/>
               </w:rPr>
-              <w:t>31,79</w:t>
+              <w:t>7,09</w:t>
             </w:r>
           </w:p>
         </w:tc>
@@ -19666,7 +19665,7 @@
                 <w:rFonts w:ascii="Arial" w:hAnsi="Arial"/>
                 <w:sz w:val="16"/>
               </w:rPr>
-              <w:t>31,2 %</w:t>
+              <w:t>7,0 %</w:t>
             </w:r>
           </w:p>
         </w:tc>
@@ -19684,7 +19683,7 @@
                 <w:rFonts w:ascii="Arial" w:hAnsi="Arial"/>
                 <w:sz w:val="16"/>
               </w:rPr>
-              <w:t>7,62</w:t>
+              <w:t>1,69</w:t>
             </w:r>
           </w:p>
         </w:tc>
@@ -19702,7 +19701,7 @@
                 <w:rFonts w:ascii="Arial" w:hAnsi="Arial"/>
                 <w:sz w:val="16"/>
               </w:rPr>
-              <w:t>Держать с сезонным запасом. Нормы пересматривать перед сез</w:t>
+              <w:t>Держать всегда. Автозаказ, страховой запас минимальный - с</w:t>
             </w:r>
           </w:p>
         </w:tc>
@@ -19737,7 +19736,7 @@
                 <w:rFonts w:ascii="Arial" w:hAnsi="Arial"/>
                 <w:sz w:val="16"/>
               </w:rPr>
-              <w:t>Z</w:t>
+              <w:t>Y</w:t>
             </w:r>
           </w:p>
         </w:tc>
@@ -19755,7 +19754,7 @@
                 <w:rFonts w:ascii="Arial" w:hAnsi="Arial"/>
                 <w:sz w:val="16"/>
               </w:rPr>
-              <w:t>289</w:t>
+              <w:t>183</w:t>
             </w:r>
           </w:p>
         </w:tc>
@@ -19773,7 +19772,7 @@
                 <w:rFonts w:ascii="Arial" w:hAnsi="Arial"/>
                 <w:sz w:val="16"/>
               </w:rPr>
-              <w:t>47,41</w:t>
+              <w:t>39,93</w:t>
             </w:r>
           </w:p>
         </w:tc>
@@ -19791,7 +19790,7 @@
                 <w:rFonts w:ascii="Arial" w:hAnsi="Arial"/>
                 <w:sz w:val="16"/>
               </w:rPr>
-              <w:t>46,5 %</w:t>
+              <w:t>39,1 %</w:t>
             </w:r>
           </w:p>
         </w:tc>
@@ -19809,7 +19808,7 @@
                 <w:rFonts w:ascii="Arial" w:hAnsi="Arial"/>
                 <w:sz w:val="16"/>
               </w:rPr>
-              <w:t>10,05</w:t>
+              <w:t>10,30</w:t>
             </w:r>
           </w:p>
         </w:tc>
@@ -19827,7 +19826,7 @@
                 <w:rFonts w:ascii="Arial" w:hAnsi="Arial"/>
                 <w:sz w:val="16"/>
               </w:rPr>
-              <w:t>Держать, но страховой запас выше. Спрос рваный - следить в</w:t>
+              <w:t>Держать с сезонным запасом. Нормы пересматривать перед сез</w:t>
             </w:r>
           </w:p>
         </w:tc>
@@ -19844,7 +19843,7 @@
                 <w:rFonts w:ascii="Arial" w:hAnsi="Arial"/>
                 <w:sz w:val="16"/>
               </w:rPr>
-              <w:t>B</w:t>
+              <w:t>A</w:t>
             </w:r>
           </w:p>
         </w:tc>
@@ -19862,7 +19861,7 @@
                 <w:rFonts w:ascii="Arial" w:hAnsi="Arial"/>
                 <w:sz w:val="16"/>
               </w:rPr>
-              <w:t>X</w:t>
+              <w:t>Z</w:t>
             </w:r>
           </w:p>
         </w:tc>
@@ -19880,7 +19879,7 @@
                 <w:rFonts w:ascii="Arial" w:hAnsi="Arial"/>
                 <w:sz w:val="16"/>
               </w:rPr>
-              <w:t>8</w:t>
+              <w:t>201</w:t>
             </w:r>
           </w:p>
         </w:tc>
@@ -19898,7 +19897,7 @@
                 <w:rFonts w:ascii="Arial" w:hAnsi="Arial"/>
                 <w:sz w:val="16"/>
               </w:rPr>
-              <w:t>0,21</w:t>
+              <w:t>32,57</w:t>
             </w:r>
           </w:p>
         </w:tc>
@@ -19916,7 +19915,7 @@
                 <w:rFonts w:ascii="Arial" w:hAnsi="Arial"/>
                 <w:sz w:val="16"/>
               </w:rPr>
-              <w:t>0,2 %</w:t>
+              <w:t>31,9 %</w:t>
             </w:r>
           </w:p>
         </w:tc>
@@ -19934,7 +19933,7 @@
                 <w:rFonts w:ascii="Arial" w:hAnsi="Arial"/>
                 <w:sz w:val="16"/>
               </w:rPr>
-              <w:t>0,05</w:t>
+              <w:t>5,94</w:t>
             </w:r>
           </w:p>
         </w:tc>
@@ -19952,7 +19951,7 @@
                 <w:rFonts w:ascii="Arial" w:hAnsi="Arial"/>
                 <w:sz w:val="16"/>
               </w:rPr>
-              <w:t>Автозаказ по норме. Внимания почти не требует</w:t>
+              <w:t>Держать, но страховой запас выше. Спрос рваный - следить в</w:t>
             </w:r>
           </w:p>
         </w:tc>
@@ -19987,7 +19986,7 @@
                 <w:rFonts w:ascii="Arial" w:hAnsi="Arial"/>
                 <w:sz w:val="16"/>
               </w:rPr>
-              <w:t>Y</w:t>
+              <w:t>-</w:t>
             </w:r>
           </w:p>
         </w:tc>
@@ -20005,7 +20004,7 @@
                 <w:rFonts w:ascii="Arial" w:hAnsi="Arial"/>
                 <w:sz w:val="16"/>
               </w:rPr>
-              <w:t>143</w:t>
+              <w:t>49</w:t>
             </w:r>
           </w:p>
         </w:tc>
@@ -20023,7 +20022,7 @@
                 <w:rFonts w:ascii="Arial" w:hAnsi="Arial"/>
                 <w:sz w:val="16"/>
               </w:rPr>
-              <w:t>3,12</w:t>
+              <w:t>0,94</w:t>
             </w:r>
           </w:p>
         </w:tc>
@@ -20041,7 +20040,7 @@
                 <w:rFonts w:ascii="Arial" w:hAnsi="Arial"/>
                 <w:sz w:val="16"/>
               </w:rPr>
-              <w:t>3,1 %</w:t>
+              <w:t>0,9 %</w:t>
             </w:r>
           </w:p>
         </w:tc>
@@ -20059,7 +20058,7 @@
                 <w:rFonts w:ascii="Arial" w:hAnsi="Arial"/>
                 <w:sz w:val="16"/>
               </w:rPr>
-              <w:t>1,61</w:t>
+              <w:t>0,74</w:t>
             </w:r>
           </w:p>
         </w:tc>
@@ -20077,7 +20076,6 @@
                 <w:rFonts w:ascii="Arial" w:hAnsi="Arial"/>
                 <w:sz w:val="16"/>
               </w:rPr>
-              <w:t>Автозаказ с сезонной поправкой</w:t>
             </w:r>
           </w:p>
         </w:tc>
@@ -20112,7 +20110,7 @@
                 <w:rFonts w:ascii="Arial" w:hAnsi="Arial"/>
                 <w:sz w:val="16"/>
               </w:rPr>
-              <w:t>Z</w:t>
+              <w:t>X</w:t>
             </w:r>
           </w:p>
         </w:tc>
@@ -20130,7 +20128,7 @@
                 <w:rFonts w:ascii="Arial" w:hAnsi="Arial"/>
                 <w:sz w:val="16"/>
               </w:rPr>
-              <w:t>659</w:t>
+              <w:t>38</w:t>
             </w:r>
           </w:p>
         </w:tc>
@@ -20148,7 +20146,7 @@
                 <w:rFonts w:ascii="Arial" w:hAnsi="Arial"/>
                 <w:sz w:val="16"/>
               </w:rPr>
-              <w:t>11,98</w:t>
+              <w:t>0,82</w:t>
             </w:r>
           </w:p>
         </w:tc>
@@ -20166,7 +20164,7 @@
                 <w:rFonts w:ascii="Arial" w:hAnsi="Arial"/>
                 <w:sz w:val="16"/>
               </w:rPr>
-              <w:t>11,7 %</w:t>
+              <w:t>0,8 %</w:t>
             </w:r>
           </w:p>
         </w:tc>
@@ -20184,7 +20182,7 @@
                 <w:rFonts w:ascii="Arial" w:hAnsi="Arial"/>
                 <w:sz w:val="16"/>
               </w:rPr>
-              <w:t>6,13</w:t>
+              <w:t>0,42</w:t>
             </w:r>
           </w:p>
         </w:tc>
@@ -20202,7 +20200,7 @@
                 <w:rFonts w:ascii="Arial" w:hAnsi="Arial"/>
                 <w:sz w:val="16"/>
               </w:rPr>
-              <w:t>Снизить норму, часть перевести в заказные</w:t>
+              <w:t>Автозаказ по норме. Внимания почти не требует</w:t>
             </w:r>
           </w:p>
         </w:tc>
@@ -20219,7 +20217,7 @@
                 <w:rFonts w:ascii="Arial" w:hAnsi="Arial"/>
                 <w:sz w:val="16"/>
               </w:rPr>
-              <w:t>C</w:t>
+              <w:t>B</w:t>
             </w:r>
           </w:p>
         </w:tc>
@@ -20237,7 +20235,7 @@
                 <w:rFonts w:ascii="Arial" w:hAnsi="Arial"/>
                 <w:sz w:val="16"/>
               </w:rPr>
-              <w:t>X</w:t>
+              <w:t>Y</w:t>
             </w:r>
           </w:p>
         </w:tc>
@@ -20255,7 +20253,7 @@
                 <w:rFonts w:ascii="Arial" w:hAnsi="Arial"/>
                 <w:sz w:val="16"/>
               </w:rPr>
-              <w:t>1</w:t>
+              <w:t>236</w:t>
             </w:r>
           </w:p>
         </w:tc>
@@ -20273,7 +20271,7 @@
                 <w:rFonts w:ascii="Arial" w:hAnsi="Arial"/>
                 <w:sz w:val="16"/>
               </w:rPr>
-              <w:t>0,00</w:t>
+              <w:t>4,83</w:t>
             </w:r>
           </w:p>
         </w:tc>
@@ -20291,7 +20289,7 @@
                 <w:rFonts w:ascii="Arial" w:hAnsi="Arial"/>
                 <w:sz w:val="16"/>
               </w:rPr>
-              <w:t>0,0 %</w:t>
+              <w:t>4,7 %</w:t>
             </w:r>
           </w:p>
         </w:tc>
@@ -20309,7 +20307,7 @@
                 <w:rFonts w:ascii="Arial" w:hAnsi="Arial"/>
                 <w:sz w:val="16"/>
               </w:rPr>
-              <w:t>0,02</w:t>
+              <w:t>2,63</w:t>
             </w:r>
           </w:p>
         </w:tc>
@@ -20327,7 +20325,7 @@
                 <w:rFonts w:ascii="Arial" w:hAnsi="Arial"/>
                 <w:sz w:val="16"/>
               </w:rPr>
-              <w:t>Минимальная норма, автозаказ редкими партиями</w:t>
+              <w:t>Автозаказ с сезонной поправкой</w:t>
             </w:r>
           </w:p>
         </w:tc>
@@ -20344,7 +20342,7 @@
                 <w:rFonts w:ascii="Arial" w:hAnsi="Arial"/>
                 <w:sz w:val="16"/>
               </w:rPr>
-              <w:t>C</w:t>
+              <w:t>B</w:t>
             </w:r>
           </w:p>
         </w:tc>
@@ -20362,7 +20360,7 @@
                 <w:rFonts w:ascii="Arial" w:hAnsi="Arial"/>
                 <w:sz w:val="16"/>
               </w:rPr>
-              <w:t>Y</w:t>
+              <w:t>Z</w:t>
             </w:r>
           </w:p>
         </w:tc>
@@ -20380,7 +20378,7 @@
                 <w:rFonts w:ascii="Arial" w:hAnsi="Arial"/>
                 <w:sz w:val="16"/>
               </w:rPr>
-              <w:t>77</w:t>
+              <w:t>487</w:t>
             </w:r>
           </w:p>
         </w:tc>
@@ -20398,7 +20396,7 @@
                 <w:rFonts w:ascii="Arial" w:hAnsi="Arial"/>
                 <w:sz w:val="16"/>
               </w:rPr>
-              <w:t>0,33</w:t>
+              <w:t>8,72</w:t>
             </w:r>
           </w:p>
         </w:tc>
@@ -20416,7 +20414,7 @@
                 <w:rFonts w:ascii="Arial" w:hAnsi="Arial"/>
                 <w:sz w:val="16"/>
               </w:rPr>
-              <w:t>0,3 %</w:t>
+              <w:t>8,5 %</w:t>
             </w:r>
           </w:p>
         </w:tc>
@@ -20434,7 +20432,7 @@
                 <w:rFonts w:ascii="Arial" w:hAnsi="Arial"/>
                 <w:sz w:val="16"/>
               </w:rPr>
-              <w:t>0,52</w:t>
+              <w:t>4,01</w:t>
             </w:r>
           </w:p>
         </w:tc>
@@ -20452,7 +20450,7 @@
                 <w:rFonts w:ascii="Arial" w:hAnsi="Arial"/>
                 <w:sz w:val="16"/>
               </w:rPr>
-              <w:t>Под заказ или минимальный запас в одном месте</w:t>
+              <w:t>Снизить норму, часть перевести в заказные</w:t>
             </w:r>
           </w:p>
         </w:tc>
@@ -20487,7 +20485,7 @@
                 <w:rFonts w:ascii="Arial" w:hAnsi="Arial"/>
                 <w:sz w:val="16"/>
               </w:rPr>
-              <w:t>Z</w:t>
+              <w:t>-</w:t>
             </w:r>
           </w:p>
         </w:tc>
@@ -20505,7 +20503,7 @@
                 <w:rFonts w:ascii="Arial" w:hAnsi="Arial"/>
                 <w:sz w:val="16"/>
               </w:rPr>
-              <w:t>2 709</w:t>
+              <w:t>368</w:t>
             </w:r>
           </w:p>
         </w:tc>
@@ -20523,7 +20521,7 @@
                 <w:rFonts w:ascii="Arial" w:hAnsi="Arial"/>
                 <w:sz w:val="16"/>
               </w:rPr>
-              <w:t>4,78</w:t>
+              <w:t>0,44</w:t>
             </w:r>
           </w:p>
         </w:tc>
@@ -20541,7 +20539,7 @@
                 <w:rFonts w:ascii="Arial" w:hAnsi="Arial"/>
                 <w:sz w:val="16"/>
               </w:rPr>
-              <w:t>4,7 %</w:t>
+              <w:t>0,4 %</w:t>
             </w:r>
           </w:p>
         </w:tc>
@@ -20559,7 +20557,7 @@
                 <w:rFonts w:ascii="Arial" w:hAnsi="Arial"/>
                 <w:sz w:val="16"/>
               </w:rPr>
-              <w:t>7,64</w:t>
+              <w:t>1,14</w:t>
             </w:r>
           </w:p>
         </w:tc>
@@ -20577,7 +20575,6 @@
                 <w:rFonts w:ascii="Arial" w:hAnsi="Arial"/>
                 <w:sz w:val="16"/>
               </w:rPr>
-              <w:t>Только под заказ. Складской запас не оправдан</w:t>
             </w:r>
           </w:p>
         </w:tc>
@@ -20594,6 +20591,381 @@
                 <w:rFonts w:ascii="Arial" w:hAnsi="Arial"/>
                 <w:sz w:val="16"/>
               </w:rPr>
+              <w:t>C</w:t>
+            </w:r>
+          </w:p>
+        </w:tc>
+        <w:tc>
+          <w:tcPr>
+            <w:tcW w:type="dxa" w:w="567"/>
+          </w:tcPr>
+          <w:p>
+            <w:pPr>
+              <w:jc w:val="right"/>
+            </w:pPr>
+            <w:r/>
+            <w:r>
+              <w:rPr>
+                <w:rFonts w:ascii="Arial" w:hAnsi="Arial"/>
+                <w:sz w:val="16"/>
+              </w:rPr>
+              <w:t>X</w:t>
+            </w:r>
+          </w:p>
+        </w:tc>
+        <w:tc>
+          <w:tcPr>
+            <w:tcW w:type="dxa" w:w="794"/>
+          </w:tcPr>
+          <w:p>
+            <w:pPr>
+              <w:jc w:val="right"/>
+            </w:pPr>
+            <w:r/>
+            <w:r>
+              <w:rPr>
+                <w:rFonts w:ascii="Arial" w:hAnsi="Arial"/>
+                <w:sz w:val="16"/>
+              </w:rPr>
+              <w:t>51</w:t>
+            </w:r>
+          </w:p>
+        </w:tc>
+        <w:tc>
+          <w:tcPr>
+            <w:tcW w:type="dxa" w:w="1134"/>
+          </w:tcPr>
+          <w:p>
+            <w:pPr>
+              <w:jc w:val="right"/>
+            </w:pPr>
+            <w:r/>
+            <w:r>
+              <w:rPr>
+                <w:rFonts w:ascii="Arial" w:hAnsi="Arial"/>
+                <w:sz w:val="16"/>
+              </w:rPr>
+              <w:t>0,15</w:t>
+            </w:r>
+          </w:p>
+        </w:tc>
+        <w:tc>
+          <w:tcPr>
+            <w:tcW w:type="dxa" w:w="1020"/>
+          </w:tcPr>
+          <w:p>
+            <w:pPr>
+              <w:jc w:val="right"/>
+            </w:pPr>
+            <w:r/>
+            <w:r>
+              <w:rPr>
+                <w:rFonts w:ascii="Arial" w:hAnsi="Arial"/>
+                <w:sz w:val="16"/>
+              </w:rPr>
+              <w:t>0,1 %</w:t>
+            </w:r>
+          </w:p>
+        </w:tc>
+        <w:tc>
+          <w:tcPr>
+            <w:tcW w:type="dxa" w:w="1134"/>
+          </w:tcPr>
+          <w:p>
+            <w:pPr>
+              <w:jc w:val="right"/>
+            </w:pPr>
+            <w:r/>
+            <w:r>
+              <w:rPr>
+                <w:rFonts w:ascii="Arial" w:hAnsi="Arial"/>
+                <w:sz w:val="16"/>
+              </w:rPr>
+              <w:t>0,20</w:t>
+            </w:r>
+          </w:p>
+        </w:tc>
+        <w:tc>
+          <w:tcPr>
+            <w:tcW w:type="dxa" w:w="3515"/>
+          </w:tcPr>
+          <w:p>
+            <w:pPr>
+              <w:jc w:val="right"/>
+            </w:pPr>
+            <w:r/>
+            <w:r>
+              <w:rPr>
+                <w:rFonts w:ascii="Arial" w:hAnsi="Arial"/>
+                <w:sz w:val="16"/>
+              </w:rPr>
+              <w:t>Минимальная норма, автозаказ редкими партиями</w:t>
+            </w:r>
+          </w:p>
+        </w:tc>
+      </w:tr>
+      <w:tr>
+        <w:tc>
+          <w:tcPr>
+            <w:tcW w:type="dxa" w:w="1474"/>
+          </w:tcPr>
+          <w:p>
+            <w:r/>
+            <w:r>
+              <w:rPr>
+                <w:rFonts w:ascii="Arial" w:hAnsi="Arial"/>
+                <w:sz w:val="16"/>
+              </w:rPr>
+              <w:t>C</w:t>
+            </w:r>
+          </w:p>
+        </w:tc>
+        <w:tc>
+          <w:tcPr>
+            <w:tcW w:type="dxa" w:w="567"/>
+          </w:tcPr>
+          <w:p>
+            <w:pPr>
+              <w:jc w:val="right"/>
+            </w:pPr>
+            <w:r/>
+            <w:r>
+              <w:rPr>
+                <w:rFonts w:ascii="Arial" w:hAnsi="Arial"/>
+                <w:sz w:val="16"/>
+              </w:rPr>
+              <w:t>Y</w:t>
+            </w:r>
+          </w:p>
+        </w:tc>
+        <w:tc>
+          <w:tcPr>
+            <w:tcW w:type="dxa" w:w="794"/>
+          </w:tcPr>
+          <w:p>
+            <w:pPr>
+              <w:jc w:val="right"/>
+            </w:pPr>
+            <w:r/>
+            <w:r>
+              <w:rPr>
+                <w:rFonts w:ascii="Arial" w:hAnsi="Arial"/>
+                <w:sz w:val="16"/>
+              </w:rPr>
+              <w:t>253</w:t>
+            </w:r>
+          </w:p>
+        </w:tc>
+        <w:tc>
+          <w:tcPr>
+            <w:tcW w:type="dxa" w:w="1134"/>
+          </w:tcPr>
+          <w:p>
+            <w:pPr>
+              <w:jc w:val="right"/>
+            </w:pPr>
+            <w:r/>
+            <w:r>
+              <w:rPr>
+                <w:rFonts w:ascii="Arial" w:hAnsi="Arial"/>
+                <w:sz w:val="16"/>
+              </w:rPr>
+              <w:t>0,79</w:t>
+            </w:r>
+          </w:p>
+        </w:tc>
+        <w:tc>
+          <w:tcPr>
+            <w:tcW w:type="dxa" w:w="1020"/>
+          </w:tcPr>
+          <w:p>
+            <w:pPr>
+              <w:jc w:val="right"/>
+            </w:pPr>
+            <w:r/>
+            <w:r>
+              <w:rPr>
+                <w:rFonts w:ascii="Arial" w:hAnsi="Arial"/>
+                <w:sz w:val="16"/>
+              </w:rPr>
+              <w:t>0,8 %</w:t>
+            </w:r>
+          </w:p>
+        </w:tc>
+        <w:tc>
+          <w:tcPr>
+            <w:tcW w:type="dxa" w:w="1134"/>
+          </w:tcPr>
+          <w:p>
+            <w:pPr>
+              <w:jc w:val="right"/>
+            </w:pPr>
+            <w:r/>
+            <w:r>
+              <w:rPr>
+                <w:rFonts w:ascii="Arial" w:hAnsi="Arial"/>
+                <w:sz w:val="16"/>
+              </w:rPr>
+              <w:t>1,35</w:t>
+            </w:r>
+          </w:p>
+        </w:tc>
+        <w:tc>
+          <w:tcPr>
+            <w:tcW w:type="dxa" w:w="3515"/>
+          </w:tcPr>
+          <w:p>
+            <w:pPr>
+              <w:jc w:val="right"/>
+            </w:pPr>
+            <w:r/>
+            <w:r>
+              <w:rPr>
+                <w:rFonts w:ascii="Arial" w:hAnsi="Arial"/>
+                <w:sz w:val="16"/>
+              </w:rPr>
+              <w:t>Под заказ или минимальный запас в одном месте</w:t>
+            </w:r>
+          </w:p>
+        </w:tc>
+      </w:tr>
+      <w:tr>
+        <w:tc>
+          <w:tcPr>
+            <w:tcW w:type="dxa" w:w="1474"/>
+          </w:tcPr>
+          <w:p>
+            <w:r/>
+            <w:r>
+              <w:rPr>
+                <w:rFonts w:ascii="Arial" w:hAnsi="Arial"/>
+                <w:sz w:val="16"/>
+              </w:rPr>
+              <w:t>C</w:t>
+            </w:r>
+          </w:p>
+        </w:tc>
+        <w:tc>
+          <w:tcPr>
+            <w:tcW w:type="dxa" w:w="567"/>
+          </w:tcPr>
+          <w:p>
+            <w:pPr>
+              <w:jc w:val="right"/>
+            </w:pPr>
+            <w:r/>
+            <w:r>
+              <w:rPr>
+                <w:rFonts w:ascii="Arial" w:hAnsi="Arial"/>
+                <w:sz w:val="16"/>
+              </w:rPr>
+              <w:t>Z</w:t>
+            </w:r>
+          </w:p>
+        </w:tc>
+        <w:tc>
+          <w:tcPr>
+            <w:tcW w:type="dxa" w:w="794"/>
+          </w:tcPr>
+          <w:p>
+            <w:pPr>
+              <w:jc w:val="right"/>
+            </w:pPr>
+            <w:r/>
+            <w:r>
+              <w:rPr>
+                <w:rFonts w:ascii="Arial" w:hAnsi="Arial"/>
+                <w:sz w:val="16"/>
+              </w:rPr>
+              <w:t>2 115</w:t>
+            </w:r>
+          </w:p>
+        </w:tc>
+        <w:tc>
+          <w:tcPr>
+            <w:tcW w:type="dxa" w:w="1134"/>
+          </w:tcPr>
+          <w:p>
+            <w:pPr>
+              <w:jc w:val="right"/>
+            </w:pPr>
+            <w:r/>
+            <w:r>
+              <w:rPr>
+                <w:rFonts w:ascii="Arial" w:hAnsi="Arial"/>
+                <w:sz w:val="16"/>
+              </w:rPr>
+              <w:t>3,74</w:t>
+            </w:r>
+          </w:p>
+        </w:tc>
+        <w:tc>
+          <w:tcPr>
+            <w:tcW w:type="dxa" w:w="1020"/>
+          </w:tcPr>
+          <w:p>
+            <w:pPr>
+              <w:jc w:val="right"/>
+            </w:pPr>
+            <w:r/>
+            <w:r>
+              <w:rPr>
+                <w:rFonts w:ascii="Arial" w:hAnsi="Arial"/>
+                <w:sz w:val="16"/>
+              </w:rPr>
+              <w:t>3,7 %</w:t>
+            </w:r>
+          </w:p>
+        </w:tc>
+        <w:tc>
+          <w:tcPr>
+            <w:tcW w:type="dxa" w:w="1134"/>
+          </w:tcPr>
+          <w:p>
+            <w:pPr>
+              <w:jc w:val="right"/>
+            </w:pPr>
+            <w:r/>
+            <w:r>
+              <w:rPr>
+                <w:rFonts w:ascii="Arial" w:hAnsi="Arial"/>
+                <w:sz w:val="16"/>
+              </w:rPr>
+              <w:t>5,50</w:t>
+            </w:r>
+          </w:p>
+        </w:tc>
+        <w:tc>
+          <w:tcPr>
+            <w:tcW w:type="dxa" w:w="3515"/>
+          </w:tcPr>
+          <w:p>
+            <w:pPr>
+              <w:jc w:val="right"/>
+            </w:pPr>
+            <w:r/>
+            <w:r>
+              <w:rPr>
+                <w:rFonts w:ascii="Arial" w:hAnsi="Arial"/>
+                <w:sz w:val="16"/>
+              </w:rPr>
+              <w:t>Только под заказ. Складской запас не оправдан</w:t>
+            </w:r>
+          </w:p>
+        </w:tc>
+      </w:tr>
+      <w:tr>
+        <w:tc>
+          <w:tcPr>
+            <w:tcW w:type="dxa" w:w="1474"/>
+          </w:tcPr>
+          <w:p>
+            <w:r/>
+            <w:r>
+              <w:rPr>
+                <w:rFonts w:ascii="Arial" w:hAnsi="Arial"/>
+                <w:sz w:val="16"/>
+              </w:rPr>
               <w:t>D (нет продаж)</w:t>
             </w:r>
           </w:p>
@@ -20630,7 +21002,7 @@
                 <w:rFonts w:ascii="Arial" w:hAnsi="Arial"/>
                 <w:sz w:val="16"/>
               </w:rPr>
-              <w:t>1 842</w:t>
+              <w:t>1 841</w:t>
             </w:r>
           </w:p>
         </w:tc>
@@ -20702,6 +21074,131 @@
                 <w:rFonts w:ascii="Arial" w:hAnsi="Arial"/>
                 <w:sz w:val="16"/>
               </w:rPr>
+            </w:r>
+          </w:p>
+        </w:tc>
+      </w:tr>
+      <w:tr>
+        <w:tc>
+          <w:tcPr>
+            <w:tcW w:type="dxa" w:w="1474"/>
+          </w:tcPr>
+          <w:p>
+            <w:r/>
+            <w:r>
+              <w:rPr>
+                <w:rFonts w:ascii="Arial" w:hAnsi="Arial"/>
+                <w:sz w:val="16"/>
+              </w:rPr>
+              <w:t>D (нет продаж)</w:t>
+            </w:r>
+          </w:p>
+        </w:tc>
+        <w:tc>
+          <w:tcPr>
+            <w:tcW w:type="dxa" w:w="567"/>
+          </w:tcPr>
+          <w:p>
+            <w:pPr>
+              <w:jc w:val="right"/>
+            </w:pPr>
+            <w:r/>
+            <w:r>
+              <w:rPr>
+                <w:rFonts w:ascii="Arial" w:hAnsi="Arial"/>
+                <w:sz w:val="16"/>
+              </w:rPr>
+              <w:t>Z</w:t>
+            </w:r>
+          </w:p>
+        </w:tc>
+        <w:tc>
+          <w:tcPr>
+            <w:tcW w:type="dxa" w:w="794"/>
+          </w:tcPr>
+          <w:p>
+            <w:pPr>
+              <w:jc w:val="right"/>
+            </w:pPr>
+            <w:r/>
+            <w:r>
+              <w:rPr>
+                <w:rFonts w:ascii="Arial" w:hAnsi="Arial"/>
+                <w:sz w:val="16"/>
+              </w:rPr>
+              <w:t>1</w:t>
+            </w:r>
+          </w:p>
+        </w:tc>
+        <w:tc>
+          <w:tcPr>
+            <w:tcW w:type="dxa" w:w="1134"/>
+          </w:tcPr>
+          <w:p>
+            <w:pPr>
+              <w:jc w:val="right"/>
+            </w:pPr>
+            <w:r/>
+            <w:r>
+              <w:rPr>
+                <w:rFonts w:ascii="Arial" w:hAnsi="Arial"/>
+                <w:sz w:val="16"/>
+              </w:rPr>
+              <w:t>-0,00</w:t>
+            </w:r>
+          </w:p>
+        </w:tc>
+        <w:tc>
+          <w:tcPr>
+            <w:tcW w:type="dxa" w:w="1020"/>
+          </w:tcPr>
+          <w:p>
+            <w:pPr>
+              <w:jc w:val="right"/>
+            </w:pPr>
+            <w:r/>
+            <w:r>
+              <w:rPr>
+                <w:rFonts w:ascii="Arial" w:hAnsi="Arial"/>
+                <w:sz w:val="16"/>
+              </w:rPr>
+              <w:t>-0,0 %</w:t>
+            </w:r>
+          </w:p>
+        </w:tc>
+        <w:tc>
+          <w:tcPr>
+            <w:tcW w:type="dxa" w:w="1134"/>
+          </w:tcPr>
+          <w:p>
+            <w:pPr>
+              <w:jc w:val="right"/>
+            </w:pPr>
+            <w:r/>
+            <w:r>
+              <w:rPr>
+                <w:rFonts w:ascii="Arial" w:hAnsi="Arial"/>
+                <w:sz w:val="16"/>
+              </w:rPr>
+              <w:t>0,00</w:t>
+            </w:r>
+          </w:p>
+        </w:tc>
+        <w:tc>
+          <w:tcPr>
+            <w:tcW w:type="dxa" w:w="3515"/>
+          </w:tcPr>
+          <w:p>
+            <w:pPr>
+              <w:jc w:val="right"/>
+            </w:pPr>
+            <w:r/>
+            <w:r>
+              <w:rPr>
+                <w:rFonts w:ascii="Arial" w:hAnsi="Arial"/>
+                <w:sz w:val="16"/>
+              </w:rPr>
+              <w:t>Вывести</w:t>
             </w:r>
           </w:p>
         </w:tc>
@@ -24461,7 +24958,7 @@
                 <w:rFonts w:ascii="Arial" w:hAnsi="Arial"/>
                 <w:sz w:val="17"/>
               </w:rPr>
-              <w:t>5,09</w:t>
+              <w:t>5,45</w:t>
             </w:r>
           </w:p>
         </w:tc>
@@ -24479,7 +24976,7 @@
                 <w:rFonts w:ascii="Arial" w:hAnsi="Arial"/>
                 <w:sz w:val="17"/>
               </w:rPr>
-              <w:t>2,69</w:t>
+              <w:t>2,80</w:t>
             </w:r>
           </w:p>
         </w:tc>
@@ -24966,7 +25463,7 @@
           <w:i w:val="0"/>
           <w:sz w:val="21"/>
         </w:rPr>
-        <w:t>Поимённый план - лист «0.Задачи» в приложении: 311 строк, годовой эффект 11,81 млн ₽. По каждой позиции указано, что делать, где, сколько и в какой срок. Столбцы «Статус выполнения» и «Комментарий исполнителя» оставлены пустыми для заполнения в работе, а «Внимание» показывает, что нужно решить до исполнения.</w:t>
+        <w:t>Поимённый план - лист «0.Задачи» в приложении: 311 строк, годовой эффект 11,92 млн ₽. По каждой позиции указано, что делать, где, сколько и в какой срок. Столбцы «Статус выполнения» и «Комментарий исполнителя» оставлены пустыми для заполнения в работе, а «Внимание» показывает, что нужно решить до исполнения.</w:t>
       </w:r>
     </w:p>
     <w:p>
@@ -25135,7 +25632,7 @@
                 <w:rFonts w:ascii="Arial" w:hAnsi="Arial"/>
                 <w:sz w:val="16"/>
               </w:rPr>
-              <w:t>155</w:t>
+              <w:t>152</w:t>
             </w:r>
           </w:p>
         </w:tc>
@@ -25153,7 +25650,7 @@
                 <w:rFonts w:ascii="Arial" w:hAnsi="Arial"/>
                 <w:sz w:val="16"/>
               </w:rPr>
-              <w:t>5,39</w:t>
+              <w:t>5,34</w:t>
             </w:r>
           </w:p>
         </w:tc>
@@ -25171,7 +25668,7 @@
                 <w:rFonts w:ascii="Arial" w:hAnsi="Arial"/>
                 <w:sz w:val="16"/>
               </w:rPr>
-              <w:t>3,24</w:t>
+              <w:t>3,21</w:t>
             </w:r>
           </w:p>
         </w:tc>
@@ -25242,7 +25739,7 @@
                 <w:rFonts w:ascii="Arial" w:hAnsi="Arial"/>
                 <w:sz w:val="16"/>
               </w:rPr>
-              <w:t>3,75</w:t>
+              <w:t>3,80</w:t>
             </w:r>
           </w:p>
         </w:tc>
@@ -25260,7 +25757,7 @@
                 <w:rFonts w:ascii="Arial" w:hAnsi="Arial"/>
                 <w:sz w:val="16"/>
               </w:rPr>
-              <w:t>2,03</w:t>
+              <w:t>2,06</w:t>
             </w:r>
           </w:p>
         </w:tc>
@@ -25331,7 +25828,7 @@
                 <w:rFonts w:ascii="Arial" w:hAnsi="Arial"/>
                 <w:sz w:val="16"/>
               </w:rPr>
-              <w:t>3,64</w:t>
+              <w:t>3,79</w:t>
             </w:r>
           </w:p>
         </w:tc>
@@ -25349,7 +25846,7 @@
                 <w:rFonts w:ascii="Arial" w:hAnsi="Arial"/>
                 <w:sz w:val="16"/>
               </w:rPr>
-              <w:t>1,85</w:t>
+              <w:t>1,88</w:t>
             </w:r>
           </w:p>
         </w:tc>
@@ -25491,7 +25988,7 @@
                 <w:rFonts w:ascii="Arial" w:hAnsi="Arial"/>
                 <w:sz w:val="16"/>
               </w:rPr>
-              <w:t>22</w:t>
+              <w:t>25</w:t>
             </w:r>
           </w:p>
         </w:tc>
@@ -25509,7 +26006,7 @@
                 <w:rFonts w:ascii="Arial" w:hAnsi="Arial"/>
                 <w:sz w:val="16"/>
               </w:rPr>
-              <w:t>1,28</w:t>
+              <w:t>1,48</w:t>
             </w:r>
           </w:p>
         </w:tc>
@@ -25527,7 +26024,7 @@
                 <w:rFonts w:ascii="Arial" w:hAnsi="Arial"/>
                 <w:sz w:val="16"/>
               </w:rPr>
-              <w:t>0,71</w:t>
+              <w:t>0,79</w:t>
             </w:r>
           </w:p>
         </w:tc>
@@ -27079,7 +27576,7 @@
                 <w:rFonts w:ascii="Arial" w:hAnsi="Arial"/>
                 <w:sz w:val="16"/>
               </w:rPr>
-              <w:t>0,80</w:t>
+              <w:t>0,84</w:t>
             </w:r>
           </w:p>
         </w:tc>
@@ -27184,7 +27681,7 @@
                 <w:rFonts w:ascii="Arial" w:hAnsi="Arial"/>
                 <w:sz w:val="16"/>
               </w:rPr>
-              <w:t>2,49</w:t>
+              <w:t>2,52</w:t>
             </w:r>
           </w:p>
         </w:tc>
@@ -27219,7 +27716,7 @@
                 <w:rFonts w:ascii="Arial" w:hAnsi="Arial"/>
                 <w:sz w:val="16"/>
               </w:rPr>
-              <w:t>10,06</w:t>
+              <w:t>10,41</w:t>
             </w:r>
           </w:p>
         </w:tc>
